--- a/Especializacion/Evaluaciones/2026-2/Fichas de evaluacion/01 - G-001 - Sistema agropecuario TuFinca con chatbot/1 - Ficha de preparacion.docx
+++ b/Especializacion/Evaluaciones/2026-2/Fichas de evaluacion/01 - G-001 - Sistema agropecuario TuFinca con chatbot/1 - Ficha de preparacion.docx
@@ -286,7 +286,27 @@
           <w:color w:val="2B2B2B"/>
           <w:sz w:val="21"/>
         </w:rPr>
-        <w:t>Nota de lectura: la carpeta del grupo tiene un solo documento de trabajo de grado, sin versiones alternas. Varias diapositivas (8, 9, 10, 11, 12, 13, 16) son imágenes sin texto extraíble; cuando esta ficha dice que algo «no aparece en la presentación» se refiere al texto extraíble y hay que confirmarlo en sala.</w:t>
+        <w:t xml:space="preserve">Nota de lectura: la carpeta del grupo tiene un solo documento de trabajo de grado, sin versiones alternas. Las diapositivas </w:t>
+      </w:r>
+      <w:r>
+        <w:rPr>
+          <w:rFonts w:ascii="Calibri" w:hAnsi="Calibri"/>
+          <w:b/>
+          <w:i/>
+          <w:color w:val="2B2B2B"/>
+          <w:sz w:val="21"/>
+        </w:rPr>
+        <w:t>1, 7, 8, 15 y 16</w:t>
+      </w:r>
+      <w:r>
+        <w:rPr>
+          <w:rFonts w:ascii="Calibri" w:hAnsi="Calibri"/>
+          <w:b w:val="0"/>
+          <w:i/>
+          <w:color w:val="2B2B2B"/>
+          <w:sz w:val="21"/>
+        </w:rPr>
+        <w:t xml:space="preserve"> son imágenes sin ningún texto extraíble; las 9 a 14 solo tienen título extraíble («Arquitectura», «Sistema de Información agropecuario - webchat», «DEMO: Sistema de Información agropecuario - webchat», «Diseño de Evaluación», «Resultados»). Cuando esta ficha dice que algo «no aparece en la presentación» se refiere al texto extraíble y hay que confirmarlo en sala.</w:t>
       </w:r>
     </w:p>
     <w:p>
@@ -360,7 +380,7 @@
           <w:color w:val="2B2B2B"/>
           <w:sz w:val="22"/>
         </w:rPr>
-        <w:t xml:space="preserve"> Estudio descriptivo y aplicado, enfoque mixto (p. 65), Scrum con 14 sprints de dos semanas entre diciembre de 2025 y junio de 2026 (p. 45). Participantes: seis operarios pecuarios, muestreo no probabilístico intencional que corresponde a la totalidad de la población pecuaria de la finca (pp. 67-68). Instrumentos: revisión documental de la Fase I, entrevista semiestructurada y observación directa (p. 71). Nivel de madurez declarado TRL 5-6, sin pretensión de despliegue comercial (p. 42). Plantean H₀ y H₁ formales (p. 34) y las contrastan con estadística descriptiva (p. 66).</w:t>
+        <w:t xml:space="preserve"> Estudio descriptivo y aplicado (p. 65), de enfoque mixto (pp. 64 y 66), Scrum con 14 sprints de dos semanas entre diciembre de 2025 y junio de 2026 (p. 45). Participantes: seis operarios pecuarios, muestreo no probabilístico intencional que corresponde a la totalidad de los operarios vinculados a los procesos pecuarios de la finca (pp. 67-68). Instrumentos: revisión documental de la Fase I, entrevista semiestructurada y observación directa (p. 71). Nivel de madurez declarado TRL 5-6, sin pretensión de despliegue comercial (p. 42). Plantean H₀ y H₁ formales (p. 34) y las contrastan con estadística descriptiva (p. 66).</w:t>
       </w:r>
     </w:p>
     <w:p>
@@ -454,7 +474,7 @@
           <w:color w:val="2B2B2B"/>
           <w:sz w:val="22"/>
         </w:rPr>
-        <w:t xml:space="preserve">Única fricción de redacción: el título dice «Chatbots» en plural y el objetivo general transcrito por la Dirección dice «herramientas conversacionales basadas en chatbots», mientras el documento entrega </w:t>
+        <w:t xml:space="preserve">Única fricción de redacción, y </w:t>
       </w:r>
       <w:r>
         <w:rPr>
@@ -463,6 +483,60 @@
           <w:color w:val="2B2B2B"/>
           <w:sz w:val="22"/>
         </w:rPr>
+        <w:t>no es del trabajo:</w:t>
+      </w:r>
+      <w:r>
+        <w:rPr>
+          <w:rFonts w:ascii="Calibri" w:hAnsi="Calibri"/>
+          <w:b w:val="0"/>
+          <w:color w:val="2B2B2B"/>
+          <w:sz w:val="22"/>
+        </w:rPr>
+        <w:t xml:space="preserve"> el título del documento es </w:t>
+      </w:r>
+      <w:r>
+        <w:rPr>
+          <w:rFonts w:ascii="Calibri" w:hAnsi="Calibri"/>
+          <w:b/>
+          <w:color w:val="2B2B2B"/>
+          <w:sz w:val="22"/>
+        </w:rPr>
+        <w:t>singular</w:t>
+      </w:r>
+      <w:r>
+        <w:rPr>
+          <w:rFonts w:ascii="Calibri" w:hAnsi="Calibri"/>
+          <w:b w:val="0"/>
+          <w:color w:val="2B2B2B"/>
+          <w:sz w:val="22"/>
+        </w:rPr>
+        <w:t xml:space="preserve"> —«Sistema de información agropecuario integral con módulo pecuario y chatbot aplicado a la Finca El Paraíso (Anzoátegui, Tolima)», pp. 1-2— y el objetivo general dice «basada en chatbot» (p. 35). El plural viene del listado de la Dirección y del encabezado de esta ficha; en las 273 páginas la palabra «chatbots» aparece </w:t>
+      </w:r>
+      <w:r>
+        <w:rPr>
+          <w:rFonts w:ascii="Calibri" w:hAnsi="Calibri"/>
+          <w:b/>
+          <w:color w:val="2B2B2B"/>
+          <w:sz w:val="22"/>
+        </w:rPr>
+        <w:t>una sola vez</w:t>
+      </w:r>
+      <w:r>
+        <w:rPr>
+          <w:rFonts w:ascii="Calibri" w:hAnsi="Calibri"/>
+          <w:b w:val="0"/>
+          <w:color w:val="2B2B2B"/>
+          <w:sz w:val="22"/>
+        </w:rPr>
+        <w:t xml:space="preserve">, en la p. 51, en una frase genérica sobre casos de éxito. El documento entrega </w:t>
+      </w:r>
+      <w:r>
+        <w:rPr>
+          <w:rFonts w:ascii="Calibri" w:hAnsi="Calibri"/>
+          <w:b/>
+          <w:color w:val="2B2B2B"/>
+          <w:sz w:val="22"/>
+        </w:rPr>
         <w:t>un</w:t>
       </w:r>
       <w:r>
@@ -490,7 +564,7 @@
           <w:color w:val="2B2B2B"/>
           <w:sz w:val="22"/>
         </w:rPr>
-        <w:t xml:space="preserve"> canal (WebChat) y declara WhatsApp y otras plataformas de mensajería como trabajo futuro (p. 22). Está declarado de frente, no es un ocultamiento, pero un jurado que solo lea el título puede llegar esperando varios canales.</w:t>
+        <w:t xml:space="preserve"> canal (WebChat) y declara WhatsApp y otras plataformas de mensajería como trabajo futuro (p. 22): está declarado de frente, no es un ocultamiento. Un jurado que solo lea el título del listado puede llegar esperando varios canales.</w:t>
       </w:r>
     </w:p>
     <w:tbl>
@@ -758,7 +832,25 @@
                 <w:color w:val="2B2B2B"/>
                 <w:sz w:val="20"/>
               </w:rPr>
-              <w:t>Arquitectura de cinco capas descrita capa por capa (pp. 168-171); tres tipos de usuario con operaciones autorizadas, reutilizando el modelo de autenticación de TuFinca (p. 172); flujo general de siete etapas (pp. 174-176); tabla de intenciones conversacionales (p. 177)</w:t>
+              <w:t xml:space="preserve">Arquitectura tecnológica de cinco capas descrita capa por capa (pp. 168-171); tres tipos de usuario con operaciones autorizadas, reutilizando el modelo de autenticación de TuFinca (p. 172); flujo general enumerado de </w:t>
+            </w:r>
+            <w:r>
+              <w:rPr>
+                <w:rFonts w:ascii="Calibri" w:hAnsi="Calibri"/>
+                <w:b/>
+                <w:color w:val="2B2B2B"/>
+                <w:sz w:val="20"/>
+              </w:rPr>
+              <w:t>diez</w:t>
+            </w:r>
+            <w:r>
+              <w:rPr>
+                <w:rFonts w:ascii="Calibri" w:hAnsi="Calibri"/>
+                <w:b w:val="0"/>
+                <w:color w:val="2B2B2B"/>
+                <w:sz w:val="20"/>
+              </w:rPr>
+              <w:t xml:space="preserve"> etapas (p. 175); tabla de siete intenciones conversacionales (p. 177)</w:t>
             </w:r>
           </w:p>
         </w:tc>
@@ -777,7 +869,7 @@
                 <w:color w:val="2B2B2B"/>
                 <w:sz w:val="20"/>
               </w:rPr>
-              <w:t>La capa 2, el «motor conversacional», es la única que no tiene tecnología nombrada</w:t>
+              <w:t>El «motor conversacional» —la segunda capa— se describe solo por lo que hace: su tecnología no se nombra en ninguna página</w:t>
             </w:r>
             <w:r>
               <w:rPr>
@@ -786,7 +878,25 @@
                 <w:color w:val="2B2B2B"/>
                 <w:sz w:val="20"/>
               </w:rPr>
-              <w:t xml:space="preserve"> (Tabla 18, p. 171). Todas las demás sí: Blazor, ASP.NET Core, EF Core, SQL Server → pregunta prioritaria 2</w:t>
+              <w:t xml:space="preserve"> (pp. 169 y 171). Todo lo demás sí: Blazor, ASP.NET Core, EF Core, SQL Server → pregunta prioritaria 1. Ojo: la arquitectura </w:t>
+            </w:r>
+            <w:r>
+              <w:rPr>
+                <w:rFonts w:ascii="Calibri" w:hAnsi="Calibri"/>
+                <w:b/>
+                <w:color w:val="2B2B2B"/>
+                <w:sz w:val="20"/>
+              </w:rPr>
+              <w:t>funcional</w:t>
+            </w:r>
+            <w:r>
+              <w:rPr>
+                <w:rFonts w:ascii="Calibri" w:hAnsi="Calibri"/>
+                <w:b w:val="0"/>
+                <w:color w:val="2B2B2B"/>
+                <w:sz w:val="20"/>
+              </w:rPr>
+              <w:t xml:space="preserve"> de la p. 166 se describe con cuatro componentes, no cinco; son dos vistas distintas y en sala pueden confundirse</w:t>
             </w:r>
           </w:p>
         </w:tc>
@@ -865,7 +975,25 @@
                 <w:color w:val="2B2B2B"/>
                 <w:sz w:val="20"/>
               </w:rPr>
-              <w:t>El chatbot ejecuta consultas y registros según Tabla 21 (p. 177) y Tabla 26 (p. 209), pero las capturas de validación mostradas son de consulta (pp. 189-190). Vale confirmar el registro escrito por voz/texto en el demo</w:t>
+              <w:t xml:space="preserve">El chatbot ejecuta consultas y registros según Tabla 21 (p. 177) y Tabla 26 (p. 209), pero </w:t>
+            </w:r>
+            <w:r>
+              <w:rPr>
+                <w:rFonts w:ascii="Calibri" w:hAnsi="Calibri"/>
+                <w:b/>
+                <w:color w:val="2B2B2B"/>
+                <w:sz w:val="20"/>
+              </w:rPr>
+              <w:t>toda</w:t>
+            </w:r>
+            <w:r>
+              <w:rPr>
+                <w:rFonts w:ascii="Calibri" w:hAnsi="Calibri"/>
+                <w:b w:val="0"/>
+                <w:color w:val="2B2B2B"/>
+                <w:sz w:val="20"/>
+              </w:rPr>
+              <w:t xml:space="preserve"> la evidencia de validación mostrada es de consulta (pp. 188-190) → pregunta prioritaria 2, que pide el registro en vivo. Además la Tabla 22 (p. 179) no asigna servicio REST a tres de las siete intenciones de la Tabla 21 —alimentación, reproducción y alertas— y agrega dos que no están en ella: registrar proceso pecuario y consultar historial</w:t>
             </w:r>
           </w:p>
         </w:tc>
@@ -951,7 +1079,25 @@
                 <w:color w:val="2B2B2B"/>
                 <w:sz w:val="20"/>
               </w:rPr>
-              <w:t>Diseño de evaluación completo (pp. 195-203), 20 indicadores codificados (p. 202), umbrales fijados *antes* de aplicar el instrumento (pp. 199-200), resultados con conteos crudos (pp. 209-213), contraste de hipótesis (pp. 237-238)</w:t>
+              <w:t xml:space="preserve">Diseño de evaluación completo (pp. 195-203), 20 indicadores codificados (p. 202), umbrales fijados </w:t>
+            </w:r>
+            <w:r>
+              <w:rPr>
+                <w:rFonts w:ascii="Calibri" w:hAnsi="Calibri"/>
+                <w:i/>
+                <w:color w:val="2B2B2B"/>
+                <w:sz w:val="20"/>
+              </w:rPr>
+              <w:t>antes</w:t>
+            </w:r>
+            <w:r>
+              <w:rPr>
+                <w:rFonts w:ascii="Calibri" w:hAnsi="Calibri"/>
+                <w:b w:val="0"/>
+                <w:color w:val="2B2B2B"/>
+                <w:sz w:val="20"/>
+              </w:rPr>
+              <w:t xml:space="preserve"> de aplicar el instrumento (pp. 199-200), resultados con conteos crudos (pp. 209-213), contraste de hipótesis (pp. 237-238)</w:t>
             </w:r>
           </w:p>
         </w:tc>
@@ -988,7 +1134,25 @@
                 <w:color w:val="2B2B2B"/>
                 <w:sz w:val="20"/>
               </w:rPr>
-              <w:t xml:space="preserve"> con los mismos seis operarios que ya conocían el sistema (pp. 196-197), y el documento reconoce que la finca no es ajena a la transformación digital porque participó en las fases previas (p. 238). El «antes» es una condición reconstruida, no una línea base histórica → pregunta prioritaria 1</w:t>
+              <w:t xml:space="preserve"> con los mismos seis operarios que ya conocían el sistema (pp. 196-197), y el documento reconoce que la finca no es ajena a la transformación digital porque participó en las fases previas (p. 238). El «antes» es una condición reconstruida, no una línea base histórica → se preguntó en sala el 18/08. Hueco adicional: </w:t>
+            </w:r>
+            <w:r>
+              <w:rPr>
+                <w:rFonts w:ascii="Calibri" w:hAnsi="Calibri"/>
+                <w:b/>
+                <w:color w:val="2B2B2B"/>
+                <w:sz w:val="20"/>
+              </w:rPr>
+              <w:t>siete de los veinte indicadores de la Tabla 25 (p. 202) no tienen resultado en ninguna tabla</w:t>
+            </w:r>
+            <w:r>
+              <w:rPr>
+                <w:rFonts w:ascii="Calibri" w:hAnsi="Calibri"/>
+                <w:b w:val="0"/>
+                <w:color w:val="2B2B2B"/>
+                <w:sz w:val="20"/>
+              </w:rPr>
+              <w:t xml:space="preserve"> —IEO-07, IEO-08, ITZ-05, ITZ-06, ITZ-08, ITZ-09 e ITZ-10— y entre ellos están los dos que medirían la interpretación del chatbot → pregunta prioritaria 3</w:t>
             </w:r>
           </w:p>
         </w:tc>
@@ -1181,7 +1345,7 @@
           <w:color w:val="007433"/>
           <w:sz w:val="32"/>
         </w:rPr>
-        <w:t>4. Debilidades y huecos (con página)</w:t>
+        <w:t>4. OBSERVACIONES DEL DOCUMENTO — debilidades y huecos (con página)</w:t>
       </w:r>
     </w:p>
     <w:p>
@@ -1227,7 +1391,61 @@
           <w:color w:val="2B2B2B"/>
           <w:sz w:val="22"/>
         </w:rPr>
-        <w:t xml:space="preserve"> La Tabla 18 lo describe funcionalmente (p. 171) y el mismo párrafo afirma que la solución «se apoya exclusivamente» en Blazor Server, ASP.NET Core Web API, EF Core y SQL Server, sin componentes externos (p. 171). No aparece ningún servicio de NLU ni modelo de lenguaje en el documento (buscado en pp. 165-194 y en referencias, pp. 250-255: OpenAI 2021 e IBM Watson 2021 figuran solo como bibliografía, nunca como tecnología implementada). Sin esto, el 93,3 % de exactitud no es interpretable: cambia de significado según si las intenciones se resuelven por reglas cerradas o por un modelo.</w:t>
+        <w:t xml:space="preserve"> La Tabla 18 y la descripción de la segunda capa lo definen solo por lo que hace (pp. 169 y 171), y el cierre del apartado afirma que la arquitectura «no incorpora componentes adicionales de almacenamiento, procesamiento distribuido o mensajería externa» y que «la solución se apoya exclusivamente en la infraestructura tecnológica implementada en TuFinca», compuesta por Blazor Server, ASP.NET Core Web API, EF Core y SQL Server (p. 171). No aparece ningún servicio de NLU ni modelo de lenguaje como tecnología implementada; la sigla NLU se define en la p. 21 y no vuelve a usarse en ninguna página. </w:t>
+      </w:r>
+      <w:r>
+        <w:rPr>
+          <w:rFonts w:ascii="Calibri" w:hAnsi="Calibri"/>
+          <w:b/>
+          <w:color w:val="2B2B2B"/>
+          <w:sz w:val="22"/>
+        </w:rPr>
+        <w:t>Y hay una contradicción con el cuerpo:</w:t>
+      </w:r>
+      <w:r>
+        <w:rPr>
+          <w:rFonts w:ascii="Calibri" w:hAnsi="Calibri"/>
+          <w:b w:val="0"/>
+          <w:color w:val="2B2B2B"/>
+          <w:sz w:val="22"/>
+        </w:rPr>
+        <w:t xml:space="preserve"> OpenAI (2021), un paper de modelos de lenguaje para interfaces conversacionales, </w:t>
+      </w:r>
+      <w:r>
+        <w:rPr>
+          <w:rFonts w:ascii="Calibri" w:hAnsi="Calibri"/>
+          <w:b/>
+          <w:color w:val="2B2B2B"/>
+          <w:sz w:val="22"/>
+        </w:rPr>
+        <w:t>sí se cita tres veces</w:t>
+      </w:r>
+      <w:r>
+        <w:rPr>
+          <w:rFonts w:ascii="Calibri" w:hAnsi="Calibri"/>
+          <w:b w:val="0"/>
+          <w:color w:val="2B2B2B"/>
+          <w:sz w:val="22"/>
+        </w:rPr>
+        <w:t xml:space="preserve"> —pp. 29, 32 y 36, en cadenas del tipo «(Gartner, 2022; OpenAI, 2021; Accenture, 2022)»— para sustentar la apuesta conversacional, y luego el apartado técnico declara que no se usa ningún componente externo. IBM Watson (2021) es el que queda </w:t>
+      </w:r>
+      <w:r>
+        <w:rPr>
+          <w:rFonts w:ascii="Calibri" w:hAnsi="Calibri"/>
+          <w:b/>
+          <w:color w:val="2B2B2B"/>
+          <w:sz w:val="22"/>
+        </w:rPr>
+        <w:t>solo</w:t>
+      </w:r>
+      <w:r>
+        <w:rPr>
+          <w:rFonts w:ascii="Calibri" w:hAnsi="Calibri"/>
+          <w:b w:val="0"/>
+          <w:color w:val="2B2B2B"/>
+          <w:sz w:val="22"/>
+        </w:rPr>
+        <w:t xml:space="preserve"> en el listado (p. 252), nunca citado. Sin esto, el 93,3 % de exactitud no es interpretable: cambia de significado según si las intenciones se resuelven por reglas cerradas o por un modelo.</w:t>
       </w:r>
     </w:p>
     <w:p>
@@ -1365,7 +1583,25 @@
           <w:color w:val="2B2B2B"/>
           <w:sz w:val="22"/>
         </w:rPr>
-        <w:t xml:space="preserve"> aparentemente arrastradas de la fase agrícola o de otro proyecto: ASOHOFRUCOL (picos de cosecha de mango en el Tequendama), Uniminuto «Ruta innovadora del mango», QGIS Development Team, World Bank GIS Lab (PostGIS), MQTT v5.0, Bahga y Madisetti (IoT), Ander-Egg y Yin (2018). Todas aparecen solo en pp. 250-255; ninguna se cita en el texto (QGIS solo figura en la lista de abreviaturas, p. 21).</w:t>
+        <w:t xml:space="preserve"> varias aparentemente arrastradas de la fase agrícola o de otro proyecto: ASOHOFRUCOL (picos de cosecha de mango en el Tequendama), Uniminuto «Ruta innovadora del mango», QGIS Development Team, World Bank GIS Lab (PostGIS), MQTT v5.0, Bahga y Madisetti (IoT), Ander-Egg (</w:t>
+      </w:r>
+      <w:r>
+        <w:rPr>
+          <w:rFonts w:ascii="Calibri" w:hAnsi="Calibri"/>
+          <w:b/>
+          <w:color w:val="2B2B2B"/>
+          <w:sz w:val="22"/>
+        </w:rPr>
+        <w:t>1990</w:t>
+      </w:r>
+      <w:r>
+        <w:rPr>
+          <w:rFonts w:ascii="Calibri" w:hAnsi="Calibri"/>
+          <w:b w:val="0"/>
+          <w:color w:val="2B2B2B"/>
+          <w:sz w:val="22"/>
+        </w:rPr>
+        <w:t>, no 2018) y Yin. Y la lista es más larga que nueve: tampoco se citan Hernández-Sampieri (p. 252), Tamayo y Tamayo, Troelsen y Zabaleta (p. 255), Clavijo (p. 251), Li (p. 253), Rivera y Saltos (p. 254). Todas aparecen solo en pp. 250-255 (QGIS, además, en la lista de abreviaturas, p. 21).</w:t>
       </w:r>
     </w:p>
     <w:p>
@@ -1411,7 +1647,53 @@
           <w:color w:val="2B2B2B"/>
           <w:sz w:val="22"/>
         </w:rPr>
-        <w:t xml:space="preserve"> La p. 69 declara que todos los participantes firmaron consentimiento; los anexos van del 1 al 8 (pp. 256-270) y ninguno lo contiene.</w:t>
+        <w:t xml:space="preserve"> La p. 69 declara que todos los participantes firmaron consentimiento, conforme a la Ley 1581 de 2012; los anexos van del 1 al 8 (pp. 256-270) y ninguno lo contiene.</w:t>
+      </w:r>
+    </w:p>
+    <w:p>
+      <w:pPr>
+        <w:pStyle w:val="ListNumber"/>
+      </w:pPr>
+      <w:r>
+        <w:rPr>
+          <w:rFonts w:ascii="Calibri" w:hAnsi="Calibri"/>
+          <w:b/>
+          <w:color w:val="2B2B2B"/>
+          <w:sz w:val="22"/>
+        </w:rPr>
+        <w:t>Siete de los veinte indicadores no tienen resultado en ninguna tabla.</w:t>
+      </w:r>
+      <w:r>
+        <w:rPr>
+          <w:rFonts w:ascii="Calibri" w:hAnsi="Calibri"/>
+          <w:b w:val="0"/>
+          <w:color w:val="2B2B2B"/>
+          <w:sz w:val="22"/>
+        </w:rPr>
+        <w:t xml:space="preserve"> La Tabla 25 codifica IEO-01 a IEO-10 e ITZ-01 a ITZ-10 (p. 202), pero IEO-07 (pasos por condición), IEO-08 (tareas realizadas con ayuda), ITZ-05 (consultas con respuesta suficiente), ITZ-06 (recuperabilidad), ITZ-08 (intenciones interpretadas correctamente), ITZ-09 (errores de interpretación del chatbot) e ITZ-10 (correspondencia con la base de datos) no aparecen en ninguna de las Tablas 26 a 31 (pp. 209-213). Los nombres de esos indicadores y los códigos IEO-xx/ITZ-xx solo existen en la p. 202 en las 273 páginas; ITZ-05 llega a tener fórmula propia en la p. 208 y ni un dato. Los dos que medirían si el chatbot interpreta —ITZ-08 e ITZ-09— son justamente los que faltan → pregunta prioritaria 3. Además la lista narrativa de las pp. 197-198 enumera 21 indicadores y no incluye IEO-07.</w:t>
+      </w:r>
+    </w:p>
+    <w:p>
+      <w:pPr>
+        <w:pStyle w:val="ListNumber"/>
+      </w:pPr>
+      <w:r>
+        <w:rPr>
+          <w:rFonts w:ascii="Calibri" w:hAnsi="Calibri"/>
+          <w:b/>
+          <w:color w:val="2B2B2B"/>
+          <w:sz w:val="22"/>
+        </w:rPr>
+        <w:t>La Tabla 21 y la Tabla 22 no cuadran.</w:t>
+      </w:r>
+      <w:r>
+        <w:rPr>
+          <w:rFonts w:ascii="Calibri" w:hAnsi="Calibri"/>
+          <w:b w:val="0"/>
+          <w:color w:val="2B2B2B"/>
+          <w:sz w:val="22"/>
+        </w:rPr>
+        <w:t xml:space="preserve"> De las siete intenciones de la Tabla 21 (p. 177), tres no tienen servicio REST asignado en la Tabla 22 (p. 179): registrar alimentación, registrar reproducción y consultar alertas; y la Tabla 22 agrega dos que no están en la Tabla 21: registrar proceso pecuario y consultar historial. La Tabla 26 (p. 209) mide exactamente cinco de las seis filas de la Tabla 22. Defensa previsible y legítima: alimentación y reproducción son entradas del catálogo de procesos pecuarios (pp. 151 y 154), así que quedan cubiertas por «registrar proceso pecuario»; el que queda sin cobertura es «consultar alertas». Por eso esto se anota como errata de tabla y no se pregunta en sala.</w:t>
       </w:r>
     </w:p>
     <w:p>
@@ -1425,7 +1707,457 @@
           <w:color w:val="007433"/>
           <w:sz w:val="32"/>
         </w:rPr>
-        <w:t>5. PREGUNTAS ANTES de escuchar la sustentación</w:t>
+        <w:t>5. OBSERVACIONES DE LAS DIAPOSITIVAS — qué proyectan y en qué se separan del documento</w:t>
+      </w:r>
+    </w:p>
+    <w:p>
+      <w:r>
+        <w:rPr>
+          <w:rFonts w:ascii="Calibri" w:hAnsi="Calibri"/>
+          <w:b/>
+          <w:color w:val="2B2B2B"/>
+          <w:sz w:val="22"/>
+        </w:rPr>
+        <w:t>Mazo:</w:t>
+      </w:r>
+      <w:r>
+        <w:rPr>
+          <w:rFonts w:ascii="Calibri" w:hAnsi="Calibri"/>
+          <w:b w:val="0"/>
+          <w:color w:val="2B2B2B"/>
+          <w:sz w:val="22"/>
+        </w:rPr>
+        <w:t xml:space="preserve"> </w:t>
+      </w:r>
+      <w:r>
+        <w:rPr>
+          <w:rFonts w:ascii="Consolas" w:hAnsi="Consolas"/>
+          <w:color w:val="111111"/>
+          <w:sz w:val="21"/>
+        </w:rPr>
+        <w:t>Sistema de información agropecuario integral.pptx</w:t>
+      </w:r>
+      <w:r>
+        <w:rPr>
+          <w:rFonts w:ascii="Calibri" w:hAnsi="Calibri"/>
+          <w:b w:val="0"/>
+          <w:color w:val="2B2B2B"/>
+          <w:sz w:val="22"/>
+        </w:rPr>
+        <w:t xml:space="preserve"> — </w:t>
+      </w:r>
+      <w:r>
+        <w:rPr>
+          <w:rFonts w:ascii="Calibri" w:hAnsi="Calibri"/>
+          <w:b/>
+          <w:color w:val="2B2B2B"/>
+          <w:sz w:val="22"/>
+        </w:rPr>
+        <w:t>17 diapositivas</w:t>
+      </w:r>
+      <w:r>
+        <w:rPr>
+          <w:rFonts w:ascii="Calibri" w:hAnsi="Calibri"/>
+          <w:b w:val="0"/>
+          <w:color w:val="2B2B2B"/>
+          <w:sz w:val="22"/>
+        </w:rPr>
+        <w:t xml:space="preserve">, 27 MB. Lo primero, porque cambia cómo se usa esta sección: </w:t>
+      </w:r>
+      <w:r>
+        <w:rPr>
+          <w:rFonts w:ascii="Calibri" w:hAnsi="Calibri"/>
+          <w:b/>
+          <w:color w:val="2B2B2B"/>
+          <w:sz w:val="22"/>
+        </w:rPr>
+        <w:t>el mazo es casi todo imagen</w:t>
+      </w:r>
+      <w:r>
+        <w:rPr>
+          <w:rFonts w:ascii="Calibri" w:hAnsi="Calibri"/>
+          <w:b w:val="0"/>
+          <w:color w:val="2B2B2B"/>
+          <w:sz w:val="22"/>
+        </w:rPr>
+        <w:t xml:space="preserve">. Las diapositivas </w:t>
+      </w:r>
+      <w:r>
+        <w:rPr>
+          <w:rFonts w:ascii="Calibri" w:hAnsi="Calibri"/>
+          <w:b/>
+          <w:color w:val="2B2B2B"/>
+          <w:sz w:val="22"/>
+        </w:rPr>
+        <w:t>8 y 16</w:t>
+      </w:r>
+      <w:r>
+        <w:rPr>
+          <w:rFonts w:ascii="Calibri" w:hAnsi="Calibri"/>
+          <w:b w:val="0"/>
+          <w:color w:val="2B2B2B"/>
+          <w:sz w:val="22"/>
+        </w:rPr>
+        <w:t xml:space="preserve"> no tienen una sola palabra recuperable, y las </w:t>
+      </w:r>
+      <w:r>
+        <w:rPr>
+          <w:rFonts w:ascii="Calibri" w:hAnsi="Calibri"/>
+          <w:b/>
+          <w:color w:val="2B2B2B"/>
+          <w:sz w:val="22"/>
+        </w:rPr>
+        <w:t>4, 5, 6, 7, 9, 10, 11, 12 y 13</w:t>
+      </w:r>
+      <w:r>
+        <w:rPr>
+          <w:rFonts w:ascii="Calibri" w:hAnsi="Calibri"/>
+          <w:b w:val="0"/>
+          <w:color w:val="2B2B2B"/>
+          <w:sz w:val="22"/>
+        </w:rPr>
+        <w:t xml:space="preserve"> solo dan el rótulo («Objetivos», «Justificación», «Marco Referencial», «Arquitectura», «Sistema de Información agropecuario - webchat», «DEMO: … webchat», «Diseño de Evaluación»). El argumento textual del mazo vive en las </w:t>
+      </w:r>
+      <w:r>
+        <w:rPr>
+          <w:rFonts w:ascii="Calibri" w:hAnsi="Calibri"/>
+          <w:b/>
+          <w:color w:val="2B2B2B"/>
+          <w:sz w:val="22"/>
+        </w:rPr>
+        <w:t>notas del orador</w:t>
+      </w:r>
+      <w:r>
+        <w:rPr>
+          <w:rFonts w:ascii="Calibri" w:hAnsi="Calibri"/>
+          <w:b w:val="0"/>
+          <w:color w:val="2B2B2B"/>
+          <w:sz w:val="22"/>
+        </w:rPr>
+        <w:t xml:space="preserve">, que nadie ve proyectadas. Por eso aquí hay pocos reparos y muchas cosas que hay que </w:t>
+      </w:r>
+      <w:r>
+        <w:rPr>
+          <w:rFonts w:ascii="Calibri" w:hAnsi="Calibri"/>
+          <w:b/>
+          <w:color w:val="2B2B2B"/>
+          <w:sz w:val="22"/>
+        </w:rPr>
+        <w:t>mirar en pantalla</w:t>
+      </w:r>
+      <w:r>
+        <w:rPr>
+          <w:rFonts w:ascii="Calibri" w:hAnsi="Calibri"/>
+          <w:b w:val="0"/>
+          <w:color w:val="2B2B2B"/>
+          <w:sz w:val="22"/>
+        </w:rPr>
+        <w:t>: cuando esta ficha dice «no aparece en la presentación», quiere decir «no aparece en el texto extraíble».</w:t>
+      </w:r>
+    </w:p>
+    <w:p>
+      <w:pPr>
+        <w:pStyle w:val="ListNumber"/>
+      </w:pPr>
+      <w:r>
+        <w:rPr>
+          <w:rFonts w:ascii="Calibri" w:hAnsi="Calibri"/>
+          <w:b/>
+          <w:color w:val="2B2B2B"/>
+          <w:sz w:val="22"/>
+        </w:rPr>
+        <w:t>La diapositiva 12 anuncia el demo con nombre propio y sobre el WebChat.</w:t>
+      </w:r>
+      <w:r>
+        <w:rPr>
+          <w:rFonts w:ascii="Calibri" w:hAnsi="Calibri"/>
+          <w:b w:val="0"/>
+          <w:color w:val="2B2B2B"/>
+          <w:sz w:val="22"/>
+        </w:rPr>
+        <w:t xml:space="preserve"> Su título es «DEMO: Sistema de Información agropecuario - webchat»: el demo estaba planeado y es exactamente el objeto de la pregunta prioritaria 2. Si corre, la pregunta se hace con la pantalla ya compartida; si no corre, queda registrado que estaba previsto —y si la causa es la plataforma y no el proyecto, no se les carga (§9: abren la jornada).</w:t>
+      </w:r>
+    </w:p>
+    <w:p>
+      <w:pPr>
+        <w:pStyle w:val="ListNumber"/>
+      </w:pPr>
+      <w:r>
+        <w:rPr>
+          <w:rFonts w:ascii="Calibri" w:hAnsi="Calibri"/>
+          <w:b/>
+          <w:color w:val="2B2B2B"/>
+          <w:sz w:val="22"/>
+        </w:rPr>
+        <w:t>La única diapositiva con argumento escrito es la 2, y sus dos citas sí están en el documento.</w:t>
+      </w:r>
+      <w:r>
+        <w:rPr>
+          <w:rFonts w:ascii="Calibri" w:hAnsi="Calibri"/>
+          <w:b w:val="0"/>
+          <w:color w:val="2B2B2B"/>
+          <w:sz w:val="22"/>
+        </w:rPr>
+        <w:t xml:space="preserve"> Cierra con «(Laudon &amp; Laudon, 2020; Baracaldo Castaño, 2024)», y las dos se citan en el cuerpo y figuran en el listado: Laudon en pp. 32, 36, 49 y 52 (listado p. 252) y Baracaldo Castaño en pp. 32, 37 y 48 (listado p. 250). </w:t>
+      </w:r>
+      <w:r>
+        <w:rPr>
+          <w:rFonts w:ascii="Calibri" w:hAnsi="Calibri"/>
+          <w:b/>
+          <w:color w:val="2B2B2B"/>
+          <w:sz w:val="22"/>
+        </w:rPr>
+        <w:t>Ninguna cita existe solo en el mazo</w:t>
+      </w:r>
+      <w:r>
+        <w:rPr>
+          <w:rFonts w:ascii="Calibri" w:hAnsi="Calibri"/>
+          <w:b w:val="0"/>
+          <w:color w:val="2B2B2B"/>
+          <w:sz w:val="22"/>
+        </w:rPr>
+        <w:t>, que es el defecto habitual de esta cohorte. Nada que preguntar: se anota a favor.</w:t>
+      </w:r>
+    </w:p>
+    <w:p>
+      <w:pPr>
+        <w:pStyle w:val="ListNumber"/>
+      </w:pPr>
+      <w:r>
+        <w:rPr>
+          <w:rFonts w:ascii="Calibri" w:hAnsi="Calibri"/>
+          <w:b/>
+          <w:color w:val="2B2B2B"/>
+          <w:sz w:val="22"/>
+        </w:rPr>
+        <w:t>La pregunta central de la diapositiva 3 es la del documento, palabra por palabra salvo un artículo.</w:t>
+      </w:r>
+      <w:r>
+        <w:rPr>
+          <w:rFonts w:ascii="Calibri" w:hAnsi="Calibri"/>
+          <w:b w:val="0"/>
+          <w:color w:val="2B2B2B"/>
+          <w:sz w:val="22"/>
+        </w:rPr>
+        <w:t xml:space="preserve"> El mazo dice «¿La implementación </w:t>
+      </w:r>
+      <w:r>
+        <w:rPr>
+          <w:rFonts w:ascii="Calibri" w:hAnsi="Calibri"/>
+          <w:b/>
+          <w:color w:val="2B2B2B"/>
+          <w:sz w:val="22"/>
+        </w:rPr>
+        <w:t>del</w:t>
+      </w:r>
+      <w:r>
+        <w:rPr>
+          <w:rFonts w:ascii="Calibri" w:hAnsi="Calibri"/>
+          <w:b w:val="0"/>
+          <w:color w:val="2B2B2B"/>
+          <w:sz w:val="22"/>
+        </w:rPr>
+        <w:t xml:space="preserve"> sistema de información agropecuario integral…»; la p. 34 dice «¿La implementación </w:t>
+      </w:r>
+      <w:r>
+        <w:rPr>
+          <w:rFonts w:ascii="Calibri" w:hAnsi="Calibri"/>
+          <w:b/>
+          <w:color w:val="2B2B2B"/>
+          <w:sz w:val="22"/>
+        </w:rPr>
+        <w:t>de un</w:t>
+      </w:r>
+      <w:r>
+        <w:rPr>
+          <w:rFonts w:ascii="Calibri" w:hAnsi="Calibri"/>
+          <w:b w:val="0"/>
+          <w:color w:val="2B2B2B"/>
+          <w:sz w:val="22"/>
+        </w:rPr>
+        <w:t xml:space="preserve"> sistema…». Todo lo demás —eficiencia operativa, trazabilidad de la información, Finca El Paraíso (Anzoátegui, Tolima)— es idéntico. Problema, pregunta y objetivo no se mueven de una pieza a otra: eso sostiene el 5 del criterio 1 de la §8.1.</w:t>
+      </w:r>
+    </w:p>
+    <w:p>
+      <w:pPr>
+        <w:pStyle w:val="ListNumber"/>
+      </w:pPr>
+      <w:r>
+        <w:rPr>
+          <w:rFonts w:ascii="Calibri" w:hAnsi="Calibri"/>
+          <w:b/>
+          <w:color w:val="2B2B2B"/>
+          <w:sz w:val="22"/>
+        </w:rPr>
+        <w:t>Las conclusiones están en las notas, no en la pantalla, y las de la 14 y la 15 no son iguales.</w:t>
+      </w:r>
+      <w:r>
+        <w:rPr>
+          <w:rFonts w:ascii="Calibri" w:hAnsi="Calibri"/>
+          <w:b w:val="0"/>
+          <w:color w:val="2B2B2B"/>
+          <w:sz w:val="22"/>
+        </w:rPr>
+        <w:t xml:space="preserve"> Las notas de la 14 traen las conclusiones de OE1, OE2, OE3 y la general; las de la 15 repiten esas cuatro y </w:t>
+      </w:r>
+      <w:r>
+        <w:rPr>
+          <w:rFonts w:ascii="Calibri" w:hAnsi="Calibri"/>
+          <w:b/>
+          <w:color w:val="2B2B2B"/>
+          <w:sz w:val="22"/>
+        </w:rPr>
+        <w:t>añaden la del OE4</w:t>
+      </w:r>
+      <w:r>
+        <w:rPr>
+          <w:rFonts w:ascii="Calibri" w:hAnsi="Calibri"/>
+          <w:b w:val="0"/>
+          <w:color w:val="2B2B2B"/>
+          <w:sz w:val="22"/>
+        </w:rPr>
+        <w:t xml:space="preserve">: «La evaluación comparativa evidenció reducciones relevantes en los tiempos y mejoras en la completitud, disponibilidad y asociación de la información frente al procedimiento manual». Dos consecuencias: (a) el resultado que carga todo el peso del trabajo llega </w:t>
+      </w:r>
+      <w:r>
+        <w:rPr>
+          <w:rFonts w:ascii="Calibri" w:hAnsi="Calibri"/>
+          <w:b/>
+          <w:color w:val="2B2B2B"/>
+          <w:sz w:val="22"/>
+        </w:rPr>
+        <w:t>sin una sola cifra</w:t>
+      </w:r>
+      <w:r>
+        <w:rPr>
+          <w:rFonts w:ascii="Calibri" w:hAnsi="Calibri"/>
+          <w:b w:val="0"/>
+          <w:color w:val="2B2B2B"/>
+          <w:sz w:val="22"/>
+        </w:rPr>
+        <w:t xml:space="preserve"> en el texto del mazo —los 63-95 %, si están, están dentro de las imágenes—; y (b) «frente al procedimiento manual» es justo el encuadre que discute el reparo 1 de la §4. Si esa frase se dice así en voz alta, se activa el condicional de la línea base (§7).</w:t>
+      </w:r>
+    </w:p>
+    <w:p>
+      <w:pPr>
+        <w:pStyle w:val="ListNumber"/>
+      </w:pPr>
+      <w:r>
+        <w:rPr>
+          <w:rFonts w:ascii="Calibri" w:hAnsi="Calibri"/>
+          <w:b/>
+          <w:color w:val="2B2B2B"/>
+          <w:sz w:val="22"/>
+        </w:rPr>
+        <w:t>El motor conversacional tampoco tiene nombre en el mazo.</w:t>
+      </w:r>
+      <w:r>
+        <w:rPr>
+          <w:rFonts w:ascii="Calibri" w:hAnsi="Calibri"/>
+          <w:b w:val="0"/>
+          <w:color w:val="2B2B2B"/>
+          <w:sz w:val="22"/>
+        </w:rPr>
+        <w:t xml:space="preserve"> Lo más concreto que dice el texto extraíble es «una arquitectura conversacional basada en WebChat y servicios REST que permite la interacción mediante lenguaje natural» (notas de la 15). Ni un componente, ni un proveedor, ni «reglas propias». La ausencia es </w:t>
+      </w:r>
+      <w:r>
+        <w:rPr>
+          <w:rFonts w:ascii="Calibri" w:hAnsi="Calibri"/>
+          <w:b/>
+          <w:color w:val="2B2B2B"/>
+          <w:sz w:val="22"/>
+        </w:rPr>
+        <w:t>consistente</w:t>
+      </w:r>
+      <w:r>
+        <w:rPr>
+          <w:rFonts w:ascii="Calibri" w:hAnsi="Calibri"/>
+          <w:b w:val="0"/>
+          <w:color w:val="2B2B2B"/>
+          <w:sz w:val="22"/>
+        </w:rPr>
+        <w:t xml:space="preserve"> entre documento y presentación, así que la pregunta 1 no es una trampa: es el hueco real del trabajo. La respuesta puede estar dentro de la imagen de la 9 («Arquitectura»): si una caja nombra tecnología, eso es la respuesta y hay que copiarla literal.</w:t>
+      </w:r>
+    </w:p>
+    <w:p>
+      <w:pPr>
+        <w:pStyle w:val="ListNumber"/>
+      </w:pPr>
+      <w:r>
+        <w:rPr>
+          <w:rFonts w:ascii="Calibri" w:hAnsi="Calibri"/>
+          <w:b/>
+          <w:color w:val="2B2B2B"/>
+          <w:sz w:val="22"/>
+        </w:rPr>
+        <w:t>La única palabra de más está en las notas: «se integró exitosamente el chatbot con la plataforma TuFinca».</w:t>
+      </w:r>
+      <w:r>
+        <w:rPr>
+          <w:rFonts w:ascii="Calibri" w:hAnsi="Calibri"/>
+          <w:b w:val="0"/>
+          <w:color w:val="2B2B2B"/>
+          <w:sz w:val="22"/>
+        </w:rPr>
+        <w:t xml:space="preserve"> El documento es más prudente: declara las incidencias de configuración de endpoints y cómo las corrigió (p. 188). Es texto de notas, no de pantalla, así que </w:t>
+      </w:r>
+      <w:r>
+        <w:rPr>
+          <w:rFonts w:ascii="Calibri" w:hAnsi="Calibri"/>
+          <w:b/>
+          <w:color w:val="2B2B2B"/>
+          <w:sz w:val="22"/>
+        </w:rPr>
+        <w:t>no se pregunta</w:t>
+      </w:r>
+      <w:r>
+        <w:rPr>
+          <w:rFonts w:ascii="Calibri" w:hAnsi="Calibri"/>
+          <w:b w:val="0"/>
+          <w:color w:val="2B2B2B"/>
+          <w:sz w:val="22"/>
+        </w:rPr>
+        <w:t>; solo se compara si la frase se dice igual en sala.</w:t>
+      </w:r>
+    </w:p>
+    <w:p>
+      <w:pPr>
+        <w:pStyle w:val="ListNumber"/>
+      </w:pPr>
+      <w:r>
+        <w:rPr>
+          <w:rFonts w:ascii="Calibri" w:hAnsi="Calibri"/>
+          <w:b/>
+          <w:color w:val="2B2B2B"/>
+          <w:sz w:val="22"/>
+        </w:rPr>
+        <w:t>Notas de plantilla sin limpiar en 1, 2, 3, 4, 5 y 7</w:t>
+      </w:r>
+      <w:r>
+        <w:rPr>
+          <w:rFonts w:ascii="Calibri" w:hAnsi="Calibri"/>
+          <w:b w:val="0"/>
+          <w:color w:val="2B2B2B"/>
+          <w:sz w:val="22"/>
+        </w:rPr>
+        <w:t xml:space="preserve"> («Notas Importantes: Usar máximo 5-6 líneas por diapositiva», «Breve contexto del tema», «Relevancia del estudio», «Población y muestra», «Limitaciones clave»). Es forma, ya está en el bloque de erratas y no se menciona en sala. Sirve para una sola cosa: esas notas dicen qué </w:t>
+      </w:r>
+      <w:r>
+        <w:rPr>
+          <w:rFonts w:ascii="Calibri" w:hAnsi="Calibri"/>
+          <w:b/>
+          <w:color w:val="2B2B2B"/>
+          <w:sz w:val="22"/>
+        </w:rPr>
+        <w:t>pensaban</w:t>
+      </w:r>
+      <w:r>
+        <w:rPr>
+          <w:rFonts w:ascii="Calibri" w:hAnsi="Calibri"/>
+          <w:b w:val="0"/>
+          <w:color w:val="2B2B2B"/>
+          <w:sz w:val="22"/>
+        </w:rPr>
+        <w:t xml:space="preserve"> cubrir —incluidas población, muestra y limitaciones—, así que si en pantalla no aparecen, la omisión es de la exposición y no del diseño.</w:t>
       </w:r>
     </w:p>
     <w:p>
@@ -1439,10 +2171,13 @@
           <w:color w:val="007433"/>
           <w:sz w:val="32"/>
         </w:rPr>
-        <w:t>🎯 Las 3 que sí voy a preguntar</w:t>
+        <w:t>Qué mirar en pantalla mientras exponen</w:t>
       </w:r>
     </w:p>
     <w:p>
+      <w:pPr>
+        <w:pStyle w:val="ListBullet"/>
+      </w:pPr>
       <w:r>
         <w:rPr>
           <w:rFonts w:ascii="Calibri" w:hAnsi="Calibri"/>
@@ -1450,7 +2185,229 @@
           <w:color w:val="2B2B2B"/>
           <w:sz w:val="22"/>
         </w:rPr>
-        <w:t>Pregunta 1 — La línea base</w:t>
+        <w:t>Diapositiva 9, «Arquitectura»:</w:t>
+      </w:r>
+      <w:r>
+        <w:rPr>
+          <w:rFonts w:ascii="Calibri" w:hAnsi="Calibri"/>
+          <w:b w:val="0"/>
+          <w:color w:val="2B2B2B"/>
+          <w:sz w:val="22"/>
+        </w:rPr>
+        <w:t xml:space="preserve"> cualquier caja con nombre propio —Dialogflow, Azure Bot Service/LUIS, OpenAI, «reglas», «intents»— es la respuesta a la pregunta 1. Copiarla letra por letra.</w:t>
+      </w:r>
+    </w:p>
+    <w:p>
+      <w:pPr>
+        <w:pStyle w:val="ListBullet"/>
+      </w:pPr>
+      <w:r>
+        <w:rPr>
+          <w:rFonts w:ascii="Calibri" w:hAnsi="Calibri"/>
+          <w:b/>
+          <w:color w:val="2B2B2B"/>
+          <w:sz w:val="22"/>
+        </w:rPr>
+        <w:t>Diapositiva 12, el demo:</w:t>
+      </w:r>
+      <w:r>
+        <w:rPr>
+          <w:rFonts w:ascii="Calibri" w:hAnsi="Calibri"/>
+          <w:b w:val="0"/>
+          <w:color w:val="2B2B2B"/>
+          <w:sz w:val="22"/>
+        </w:rPr>
+        <w:t xml:space="preserve"> ¿el WebChat </w:t>
+      </w:r>
+      <w:r>
+        <w:rPr>
+          <w:rFonts w:ascii="Calibri" w:hAnsi="Calibri"/>
+          <w:b/>
+          <w:color w:val="2B2B2B"/>
+          <w:sz w:val="22"/>
+        </w:rPr>
+        <w:t>registra</w:t>
+      </w:r>
+      <w:r>
+        <w:rPr>
+          <w:rFonts w:ascii="Calibri" w:hAnsi="Calibri"/>
+          <w:b w:val="0"/>
+          <w:color w:val="2B2B2B"/>
+          <w:sz w:val="22"/>
+        </w:rPr>
+        <w:t xml:space="preserve"> o solo </w:t>
+      </w:r>
+      <w:r>
+        <w:rPr>
+          <w:rFonts w:ascii="Calibri" w:hAnsi="Calibri"/>
+          <w:b/>
+          <w:color w:val="2B2B2B"/>
+          <w:sz w:val="22"/>
+        </w:rPr>
+        <w:t>consulta</w:t>
+      </w:r>
+      <w:r>
+        <w:rPr>
+          <w:rFonts w:ascii="Calibri" w:hAnsi="Calibri"/>
+          <w:b w:val="0"/>
+          <w:color w:val="2B2B2B"/>
+          <w:sz w:val="22"/>
+        </w:rPr>
+        <w:t>? Ahí está la pregunta 2 entera.</w:t>
+      </w:r>
+    </w:p>
+    <w:p>
+      <w:pPr>
+        <w:pStyle w:val="ListBullet"/>
+      </w:pPr>
+      <w:r>
+        <w:rPr>
+          <w:rFonts w:ascii="Calibri" w:hAnsi="Calibri"/>
+          <w:b/>
+          <w:color w:val="2B2B2B"/>
+          <w:sz w:val="22"/>
+        </w:rPr>
+        <w:t>Cifras de la diapositiva de resultados:</w:t>
+      </w:r>
+      <w:r>
+        <w:rPr>
+          <w:rFonts w:ascii="Calibri" w:hAnsi="Calibri"/>
+          <w:b w:val="0"/>
+          <w:color w:val="2B2B2B"/>
+          <w:sz w:val="22"/>
+        </w:rPr>
+        <w:t xml:space="preserve"> si aparece 98,8 % de tareas completadas, el dato bueno es 98,3 % (59/60, p. 213). No se corrige en público: se anota.</w:t>
+      </w:r>
+    </w:p>
+    <w:p>
+      <w:pPr>
+        <w:pStyle w:val="ListBullet"/>
+      </w:pPr>
+      <w:r>
+        <w:rPr>
+          <w:rFonts w:ascii="Calibri" w:hAnsi="Calibri"/>
+          <w:b/>
+          <w:color w:val="2B2B2B"/>
+          <w:sz w:val="22"/>
+        </w:rPr>
+        <w:t>La frase de la línea base:</w:t>
+      </w:r>
+      <w:r>
+        <w:rPr>
+          <w:rFonts w:ascii="Calibri" w:hAnsi="Calibri"/>
+          <w:b w:val="0"/>
+          <w:color w:val="2B2B2B"/>
+          <w:sz w:val="22"/>
+        </w:rPr>
+        <w:t xml:space="preserve"> «antes y después» frente a «condición manual reproducida en la misma jornada». Apuntar la que digan, textual.</w:t>
+      </w:r>
+    </w:p>
+    <w:p>
+      <w:pPr>
+        <w:pStyle w:val="ListBullet"/>
+      </w:pPr>
+      <w:r>
+        <w:rPr>
+          <w:rFonts w:ascii="Calibri" w:hAnsi="Calibri"/>
+          <w:b/>
+          <w:color w:val="2B2B2B"/>
+          <w:sz w:val="22"/>
+        </w:rPr>
+        <w:t>Una URL del sistema en Azure:</w:t>
+      </w:r>
+      <w:r>
+        <w:rPr>
+          <w:rFonts w:ascii="Calibri" w:hAnsi="Calibri"/>
+          <w:b w:val="0"/>
+          <w:color w:val="2B2B2B"/>
+          <w:sz w:val="22"/>
+        </w:rPr>
+        <w:t xml:space="preserve"> si sale en pantalla, copiarla — en las 273 páginas no hay ninguna.</w:t>
+      </w:r>
+    </w:p>
+    <w:p>
+      <w:pPr>
+        <w:pStyle w:val="ListBullet"/>
+      </w:pPr>
+      <w:r>
+        <w:rPr>
+          <w:rFonts w:ascii="Calibri" w:hAnsi="Calibri"/>
+          <w:b/>
+          <w:color w:val="2B2B2B"/>
+          <w:sz w:val="22"/>
+        </w:rPr>
+        <w:t>¿Declaran los seis operarios y el caso único?</w:t>
+      </w:r>
+      <w:r>
+        <w:rPr>
+          <w:rFonts w:ascii="Calibri" w:hAnsi="Calibri"/>
+          <w:b w:val="0"/>
+          <w:color w:val="2B2B2B"/>
+          <w:sz w:val="22"/>
+        </w:rPr>
+        <w:t xml:space="preserve"> La diapositiva de método (7) no tiene texto extraíble; si no lo dicen, se pide (§7), porque es un punto de honestidad que ya tienen ganado en el documento (pp. 45, 67-68, 244).</w:t>
+      </w:r>
+    </w:p>
+    <w:p>
+      <w:pPr>
+        <w:pStyle w:val="ListBullet"/>
+      </w:pPr>
+      <w:r>
+        <w:rPr>
+          <w:rFonts w:ascii="Calibri" w:hAnsi="Calibri"/>
+          <w:b/>
+          <w:color w:val="2B2B2B"/>
+          <w:sz w:val="22"/>
+        </w:rPr>
+        <w:t>Cualquier dato de interpretación del chatbot</w:t>
+      </w:r>
+      <w:r>
+        <w:rPr>
+          <w:rFonts w:ascii="Calibri" w:hAnsi="Calibri"/>
+          <w:b w:val="0"/>
+          <w:color w:val="2B2B2B"/>
+          <w:sz w:val="22"/>
+        </w:rPr>
+        <w:t xml:space="preserve"> (intenciones correctas, errores de interpretación): sería ITZ-08 o ITZ-09, los dos que no tienen resultado en el documento. Es la pregunta 3.</w:t>
+      </w:r>
+    </w:p>
+    <w:p>
+      <w:pPr>
+        <w:spacing w:before="200" w:after="60"/>
+      </w:pPr>
+      <w:r>
+        <w:rPr>
+          <w:rFonts w:ascii="Calibri" w:hAnsi="Calibri"/>
+          <w:b/>
+          <w:color w:val="007433"/>
+          <w:sz w:val="32"/>
+        </w:rPr>
+        <w:t>6. PREGUNTAS ANTES de escuchar la sustentación</w:t>
+      </w:r>
+    </w:p>
+    <w:p>
+      <w:pPr>
+        <w:spacing w:before="200" w:after="60"/>
+      </w:pPr>
+      <w:r>
+        <w:rPr>
+          <w:rFonts w:ascii="Calibri" w:hAnsi="Calibri"/>
+          <w:b/>
+          <w:color w:val="007433"/>
+          <w:sz w:val="32"/>
+        </w:rPr>
+        <w:t>🎯 Las 3 que sí voy a preguntar</w:t>
+      </w:r>
+    </w:p>
+    <w:p>
+      <w:r>
+        <w:rPr>
+          <w:rFonts w:ascii="Calibri" w:hAnsi="Calibri"/>
+          <w:b/>
+          <w:color w:val="2B2B2B"/>
+          <w:sz w:val="22"/>
+        </w:rPr>
+        <w:t>Pregunta 1 — Qué interpreta el lenguaje del usuario</w:t>
       </w:r>
     </w:p>
     <w:p>
@@ -1466,7 +2423,7 @@
           <w:color w:val="2B2B2B"/>
           <w:sz w:val="21"/>
         </w:rPr>
-        <w:t>«¿Los tiempos del procedimiento manual que reportan en la Tabla 26 se midieron antes de implementar el sistema, o los mismos seis operarios reprodujeron el método manual en la misma jornada de pruebas, cuando ya conocían TuFinca?»</w:t>
+        <w:t>«Página 171: el documento dice que la solución se apoya exclusivamente en Blazor Server, ASP.NET Core Web API, Entity Framework Core y SQL Server, y del motor conversacional solo dice lo que hace: interpretar intenciones y extraer entidades. Pero el cuerpo cita a OpenAI, 2021, en las páginas 29, 32 y 36. ¿Qué componente interpreta hoy el lenguaje del usuario? Nómbrelo; y si son reglas y palabras clave propias en C#, dígalo con esas palabras.»</w:t>
       </w:r>
     </w:p>
     <w:p>
@@ -1489,7 +2446,7 @@
           <w:color w:val="2B2B2B"/>
           <w:sz w:val="22"/>
         </w:rPr>
-        <w:t xml:space="preserve"> el OE4 promete evaluar «antes y después de la implementación» (p. 35) y la Tabla 23 clasifica lo manual como «condición previa» (p. 197), pero el diseño descrito es de medidas repetidas simultáneas sobre casos equivalentes (p. 196). De esa comparación salen todas las cifras titulares del trabajo: 63,5 %–90,6 % y 66,8 %–94,9 % (p. 209).</w:t>
+        <w:t xml:space="preserve"> es la novedad declarada del trabajo y su tecnología no se nombra en ninguna de las 273 páginas. El OE3 promete «capacidades de procesamiento de lenguaje natural» (p. 35), la sigla NLU se define en la p. 21 y no vuelve a aparecer en ninguna página, y la p. 171 cierra la puerta a lo externo —«no incorpora componentes adicionales de almacenamiento, procesamiento distribuido o mensajería externa»— y remata con «La solución se apoya exclusivamente en la infraestructura tecnológica implementada en TuFinca». Al mismo tiempo el cuerpo sostiene la apuesta conversacional citando tres veces un paper de modelos de lenguaje, en cadenas del tipo «(Gartner, 2022; OpenAI, 2021; Accenture, 2022)» (pp. 29, 32 y 36). No lo resuelve ninguna diapositiva: la 9 solo dice «Arquitectura». Y decide cómo se lee el 93,3 % de exactitud (p. 211): con intenciones cerradas mide cobertura de reglas; con lenguaje abierto, comprensión.</w:t>
       </w:r>
     </w:p>
     <w:p>
@@ -1512,7 +2469,25 @@
           <w:color w:val="2B2B2B"/>
           <w:sz w:val="22"/>
         </w:rPr>
-        <w:t xml:space="preserve"> que reconozcan sin rodeos que la condición manual se reprodujo en el mismo periodo, expliquen que por eso alternaron el orden de aplicación entre participantes y usaron casos equivalentes no idénticos (p. 196), y digan qué efecto esperan que eso tenga sobre las cifras. Suma mucho si mencionan que la propia p. 238 ya advierte que la finca venía de la Fase I y que en una finca sin digitalización previa el efecto podría ser mayor.</w:t>
+        <w:t xml:space="preserve"> nombrar el mecanismo real y dónde vive. </w:t>
+      </w:r>
+      <w:r>
+        <w:rPr>
+          <w:rFonts w:ascii="Calibri" w:hAnsi="Calibri"/>
+          <w:i/>
+          <w:color w:val="2B2B2B"/>
+          <w:sz w:val="22"/>
+        </w:rPr>
+        <w:t>Intent matching</w:t>
+      </w:r>
+      <w:r>
+        <w:rPr>
+          <w:rFonts w:ascii="Calibri" w:hAnsi="Calibri"/>
+          <w:b w:val="0"/>
+          <w:color w:val="2B2B2B"/>
+          <w:sz w:val="22"/>
+        </w:rPr>
+        <w:t xml:space="preserve"> por reglas o palabras clave en un servicio propio de .NET es perfectamente coherente con el TRL 5-6 que ellos mismos declaran (p. 42) y con la p. 171: basta con decirlo y señalar la clase o el servicio. Si es un servicio de terceros, nombrarlo y explicar por qué la p. 171 dice lo contrario.</w:t>
       </w:r>
     </w:p>
     <w:p>
@@ -1535,10 +2510,13 @@
           <w:color w:val="2B2B2B"/>
           <w:sz w:val="22"/>
         </w:rPr>
-        <w:t xml:space="preserve"> afirmar que existió una medición histórica previa a la implementación sin poder decir cuándo se tomó ni en qué anexo está; o defender las cifras como si fueran un antes-después real.</w:t>
+        <w:t xml:space="preserve"> no poder nombrar ni componente ni archivo, o responder con etiquetas —«IA», «PLN»—. Si aparece un servicio externo de NLU no declarado, el apartado de la p. 171 queda falseado y las tres citas a OpenAI quedan como decoración bibliográfica.</w:t>
       </w:r>
     </w:p>
     <w:p>
+      <w:pPr>
+        <w:pStyle w:val="ListBullet"/>
+      </w:pPr>
       <w:r>
         <w:rPr>
           <w:rFonts w:ascii="Calibri" w:hAnsi="Calibri"/>
@@ -1546,7 +2524,104 @@
           <w:color w:val="2B2B2B"/>
           <w:sz w:val="22"/>
         </w:rPr>
-        <w:t>Pregunta 2 — Qué es exactamente el motor conversacional</w:t>
+        <w:t>Cuidado al formularla:</w:t>
+      </w:r>
+      <w:r>
+        <w:rPr>
+          <w:rFonts w:ascii="Calibri" w:hAnsi="Calibri"/>
+          <w:b w:val="0"/>
+          <w:color w:val="2B2B2B"/>
+          <w:sz w:val="22"/>
+        </w:rPr>
+        <w:t xml:space="preserve"> la Tabla 18 (p. 171) tiene dos columnas, «Componente» y «Descripción» — no hay columna de tecnología, y Usuario, WebChat y Servicio de integración tampoco nombran ninguna. </w:t>
+      </w:r>
+      <w:r>
+        <w:rPr>
+          <w:rFonts w:ascii="Calibri" w:hAnsi="Calibri"/>
+          <w:b/>
+          <w:color w:val="2B2B2B"/>
+          <w:sz w:val="22"/>
+        </w:rPr>
+        <w:t>No decir «es la única fila sin tecnología»:</w:t>
+      </w:r>
+      <w:r>
+        <w:rPr>
+          <w:rFonts w:ascii="Calibri" w:hAnsi="Calibri"/>
+          <w:b w:val="0"/>
+          <w:color w:val="2B2B2B"/>
+          <w:sz w:val="22"/>
+        </w:rPr>
+        <w:t xml:space="preserve"> con la tabla en pantalla se cae. El reparo bueno es que en ninguna página se nombra la tecnología del motor.</w:t>
+      </w:r>
+    </w:p>
+    <w:p>
+      <w:pPr>
+        <w:pStyle w:val="ListBullet"/>
+      </w:pPr>
+      <w:r>
+        <w:rPr>
+          <w:rFonts w:ascii="Calibri" w:hAnsi="Calibri"/>
+          <w:b/>
+          <w:color w:val="2B2B2B"/>
+          <w:sz w:val="22"/>
+        </w:rPr>
+        <w:t>Sale de:</w:t>
+      </w:r>
+      <w:r>
+        <w:rPr>
+          <w:rFonts w:ascii="Calibri" w:hAnsi="Calibri"/>
+          <w:b w:val="0"/>
+          <w:color w:val="2B2B2B"/>
+          <w:sz w:val="22"/>
+        </w:rPr>
+        <w:t xml:space="preserve"> el </w:t>
+      </w:r>
+      <w:r>
+        <w:rPr>
+          <w:rFonts w:ascii="Calibri" w:hAnsi="Calibri"/>
+          <w:b/>
+          <w:color w:val="2B2B2B"/>
+          <w:sz w:val="22"/>
+        </w:rPr>
+        <w:t>documento</w:t>
+      </w:r>
+      <w:r>
+        <w:rPr>
+          <w:rFonts w:ascii="Calibri" w:hAnsi="Calibri"/>
+          <w:b w:val="0"/>
+          <w:color w:val="2B2B2B"/>
+          <w:sz w:val="22"/>
+        </w:rPr>
+        <w:t xml:space="preserve"> —p. 171 y Tabla 18, contra las tres citas a OpenAI de las pp. 29, 32 y 36—, y </w:t>
+      </w:r>
+      <w:r>
+        <w:rPr>
+          <w:rFonts w:ascii="Calibri" w:hAnsi="Calibri"/>
+          <w:b/>
+          <w:color w:val="2B2B2B"/>
+          <w:sz w:val="22"/>
+        </w:rPr>
+        <w:t>el mazo la deja igual de abierta</w:t>
+      </w:r>
+      <w:r>
+        <w:rPr>
+          <w:rFonts w:ascii="Calibri" w:hAnsi="Calibri"/>
+          <w:b w:val="0"/>
+          <w:color w:val="2B2B2B"/>
+          <w:sz w:val="22"/>
+        </w:rPr>
+        <w:t>: su texto extraíble no pasa de «arquitectura conversacional basada en WebChat y servicios REST» (§5, punto 5). La única diapositiva que podría contestarla sola es la 9, si dentro de su imagen hay una caja con nombre de tecnología.</w:t>
+      </w:r>
+    </w:p>
+    <w:p>
+      <w:r>
+        <w:rPr>
+          <w:rFonts w:ascii="Calibri" w:hAnsi="Calibri"/>
+          <w:b/>
+          <w:color w:val="2B2B2B"/>
+          <w:sz w:val="22"/>
+        </w:rPr>
+        <w:t>Pregunta 2 — Un registro por el WebChat, en vivo</w:t>
       </w:r>
     </w:p>
     <w:p>
@@ -1562,7 +2637,7 @@
           <w:color w:val="2B2B2B"/>
           <w:sz w:val="21"/>
         </w:rPr>
-        <w:t>«El documento nombra la tecnología de todas las capas —Blazor Server, ASP.NET Core, Entity Framework, SQL Server— menos la del motor conversacional, del que solo dice qué hace: ¿con qué se implementó concretamente la interpretación de intenciones y la extracción de entidades?»</w:t>
+        <w:t>«La evidencia del chatbot en las páginas 189 y 190 es solo de consulta: la Figura 82 se titula interacción con consultas y el cierre habla de ejecutar consultas sobre la información registrada. Pero la Tabla 26, página 209, reporta tiempos de registro por chatbot: 2,80, 1,75 y 2,43 minutos. Compartan pantalla y registren una vacunación por el WebChat, y muéstrenla en el detalle del animal. Si hoy no está disponible, díganlo.»</w:t>
       </w:r>
     </w:p>
     <w:p>
@@ -1585,7 +2660,7 @@
           <w:color w:val="2B2B2B"/>
           <w:sz w:val="22"/>
         </w:rPr>
-        <w:t xml:space="preserve"> la Tabla 18 (p. 171) describe el motor conversacional funcionalmente, y el párrafo siguiente afirma que la solución «se apoya exclusivamente» en el stack .NET, sin componentes externos (p. 171). Ningún servicio de NLU ni modelo de lenguaje aparece en el documento. Esto decide cómo se lee el 93,3 % de exactitud sobre 60 consultas (p. 211): con intenciones cerradas y consultas escritas por el propio equipo, ese número mide cobertura de reglas; con lenguaje abierto, mide comprensión.</w:t>
+        <w:t xml:space="preserve"> tres de los cinco casos del OE4 son tiempos de registro por chatbot —2,80, 1,75 y 2,43 min (Tabla 26, p. 209)— y en todo el bloque de validación no hay una sola evidencia de registro por WebChat: la p. 188 dice que «el chatbot respondió correctamente a las consultas», la Figura 82 se titula «Interacción del chatbot con consultas al módulo pecuario» (p. 189) y el cierre de la p. 190 habla de «ejecutar consultas sobre la información registrada». Es la verificación más económica del trabajo y pide una acción, no un relato. Además la vacunación es el ejemplo que ellos mismos escribieron: «Vacuné a Lola contra fiebre aftosa hoy» (Tabla 20, pp. 175-176).</w:t>
       </w:r>
     </w:p>
     <w:p>
@@ -1608,25 +2683,7 @@
           <w:color w:val="2B2B2B"/>
           <w:sz w:val="22"/>
         </w:rPr>
-        <w:t xml:space="preserve"> nombrar el componente y explicar cómo se resuelven intención y entidades; y decir quién redactó las 60 consultas de prueba y si los seis operarios las formularon con sus propias palabras. Si es una implementación propia por reglas, decirlo con claridad es una </w:t>
-      </w:r>
-      <w:r>
-        <w:rPr>
-          <w:rFonts w:ascii="Calibri" w:hAnsi="Calibri"/>
-          <w:b/>
-          <w:color w:val="2B2B2B"/>
-          <w:sz w:val="22"/>
-        </w:rPr>
-        <w:t>buena</w:t>
-      </w:r>
-      <w:r>
-        <w:rPr>
-          <w:rFonts w:ascii="Calibri" w:hAnsi="Calibri"/>
-          <w:b w:val="0"/>
-          <w:color w:val="2B2B2B"/>
-          <w:sz w:val="22"/>
-        </w:rPr>
-        <w:t xml:space="preserve"> respuesta: es coherente con TRL 5-6 y con lo que declararon en p. 171.</w:t>
+        <w:t xml:space="preserve"> que el registro entre en vivo por el WebChat y el dato aparezca en el Detalle del Animal (pp. 154-157), que el propio documento llama «el núcleo de la trazabilidad del módulo pecuario». Eso respalda las tres tareas de registro de la Tabla 26 y se anota como fortaleza del criterio de producto. También vale abrir en pantalla el Anexo 7, pruebas del chatbot (p. 269).</w:t>
       </w:r>
     </w:p>
     <w:p>
@@ -1649,10 +2706,13 @@
           <w:color w:val="2B2B2B"/>
           <w:sz w:val="22"/>
         </w:rPr>
-        <w:t xml:space="preserve"> responder «usa inteligencia artificial» o «procesamiento de lenguaje natural» sin nombrar nada concreto; o descubrir en el intercambio que las 60 consultas de prueba las escribió el mismo equipo que definió las intenciones y eso no está declarado.</w:t>
+        <w:t xml:space="preserve"> que el WebChat solo consulte, que el registro falle por causa del proyecto —no de la plataforma— o que remitan a un anexo que es una sola página de imagen. En ese caso los tiempos de 2,80, 1,75 y 2,43 minutos no tienen evidencia ni en el documento ni en la sustentación, y tres de los cinco casos del OE4 quedan sin sustento verificable.</w:t>
       </w:r>
     </w:p>
     <w:p>
+      <w:pPr>
+        <w:pStyle w:val="ListBullet"/>
+      </w:pPr>
       <w:r>
         <w:rPr>
           <w:rFonts w:ascii="Calibri" w:hAnsi="Calibri"/>
@@ -1660,7 +2720,86 @@
           <w:color w:val="2B2B2B"/>
           <w:sz w:val="22"/>
         </w:rPr>
-        <w:t>Pregunta 3 — Quién sostiene el producto entregado</w:t>
+        <w:t>Cuándo se lanza:</w:t>
+      </w:r>
+      <w:r>
+        <w:rPr>
+          <w:rFonts w:ascii="Calibri" w:hAnsi="Calibri"/>
+          <w:b w:val="0"/>
+          <w:color w:val="2B2B2B"/>
+          <w:sz w:val="22"/>
+        </w:rPr>
+        <w:t xml:space="preserve"> si el demo de la diapositiva 12 está en pantalla, esta va primera: ahorra el tiempo de volver a compartir.</w:t>
+      </w:r>
+    </w:p>
+    <w:p>
+      <w:pPr>
+        <w:pStyle w:val="ListBullet"/>
+      </w:pPr>
+      <w:r>
+        <w:rPr>
+          <w:rFonts w:ascii="Calibri" w:hAnsi="Calibri"/>
+          <w:b/>
+          <w:color w:val="2B2B2B"/>
+          <w:sz w:val="22"/>
+        </w:rPr>
+        <w:t>Sale de:</w:t>
+      </w:r>
+      <w:r>
+        <w:rPr>
+          <w:rFonts w:ascii="Calibri" w:hAnsi="Calibri"/>
+          <w:b w:val="0"/>
+          <w:color w:val="2B2B2B"/>
+          <w:sz w:val="22"/>
+        </w:rPr>
+        <w:t xml:space="preserve"> las dos piezas a la vez. Del </w:t>
+      </w:r>
+      <w:r>
+        <w:rPr>
+          <w:rFonts w:ascii="Calibri" w:hAnsi="Calibri"/>
+          <w:b/>
+          <w:color w:val="2B2B2B"/>
+          <w:sz w:val="22"/>
+        </w:rPr>
+        <w:t>documento</w:t>
+      </w:r>
+      <w:r>
+        <w:rPr>
+          <w:rFonts w:ascii="Calibri" w:hAnsi="Calibri"/>
+          <w:b w:val="0"/>
+          <w:color w:val="2B2B2B"/>
+          <w:sz w:val="22"/>
+        </w:rPr>
+        <w:t xml:space="preserve">, que solo evidencia consultas (pp. 188-190) mientras la Tabla 26 (p. 209) reporta tiempos de registro por chatbot; y de la </w:t>
+      </w:r>
+      <w:r>
+        <w:rPr>
+          <w:rFonts w:ascii="Calibri" w:hAnsi="Calibri"/>
+          <w:b/>
+          <w:color w:val="2B2B2B"/>
+          <w:sz w:val="22"/>
+        </w:rPr>
+        <w:t>diapositiva 12</w:t>
+      </w:r>
+      <w:r>
+        <w:rPr>
+          <w:rFonts w:ascii="Calibri" w:hAnsi="Calibri"/>
+          <w:b w:val="0"/>
+          <w:color w:val="2B2B2B"/>
+          <w:sz w:val="22"/>
+        </w:rPr>
+        <w:t>, que anuncia el demo del WebChat con nombre propio (§5, punto 1). Es la única pregunta de esta ficha que la presentación puede contestar sola: ejecutándose.</w:t>
+      </w:r>
+    </w:p>
+    <w:p>
+      <w:r>
+        <w:rPr>
+          <w:rFonts w:ascii="Calibri" w:hAnsi="Calibri"/>
+          <w:b/>
+          <w:color w:val="2B2B2B"/>
+          <w:sz w:val="22"/>
+        </w:rPr>
+        <w:t>Pregunta 3 — ITZ-08 e ITZ-09, los dos indicadores que medirían la interpretación</w:t>
       </w:r>
     </w:p>
     <w:p>
@@ -1676,7 +2815,7 @@
           <w:color w:val="2B2B2B"/>
           <w:sz w:val="21"/>
         </w:rPr>
-        <w:t>«El sistema quedó desplegado en Azure y ustedes le recomiendan a la finca dejar los registros en papel en una fecha definida: ¿quién paga y administra ese hosting a partir de hoy, y el sistema sigue en línea?»</w:t>
+        <w:t>«En la Tabla 25, página 202, ITZ-08 es intenciones interpretadas correctamente e ITZ-09 errores de interpretación del chatbot, y son códigos distintos de ITZ-07, exactitud de las respuestas. En las tablas de resultados, páginas 209 a 213, no aparece ningún dato de ITZ-08 ni de ITZ-09. Déme el número de esos dos indicadores; si no se midieron, dígalo con esas palabras.»</w:t>
       </w:r>
     </w:p>
     <w:p>
@@ -1699,7 +2838,25 @@
           <w:color w:val="2B2B2B"/>
           <w:sz w:val="22"/>
         </w:rPr>
-        <w:t xml:space="preserve"> el documento declara la «entrega formal de la solución desarrollada a la unidad productiva» (p. 215) y adjunta el acta de certificación y entrega como Figura 93 / Anexo 8 (p. 218) —es una imagen, así que desde el texto no puedo confirmar quién la firma—, la recomendación 11.1 pide consolidar TuFinca como sistema oficial y definir una fecha de finalización de los registros físicos (p. 245), y la limitación tecnológica reconoce que la sostenibilidad «dependerá de recursos para hosting, mantenimiento y soporte» (p. 46). En 273 páginas no aparece la palabra «presupuesto», y la nube se justifica por no requerir «inversión en servidores físicos» (p. 56) sin nombrar el costo recurrente que la reemplaza. Se le pidió a una unidad productiva real que abandone su respaldo en papel sin un plan de costos.</w:t>
+        <w:t xml:space="preserve"> los dos únicos indicadores que medirían si el chatbot entiende de verdad son exactamente los que no tienen dato. Buscados en las 273 páginas, «Intenciones interpretadas correctamente» y «Errores de interpretación del chatbot» aparecen </w:t>
+      </w:r>
+      <w:r>
+        <w:rPr>
+          <w:rFonts w:ascii="Calibri" w:hAnsi="Calibri"/>
+          <w:b/>
+          <w:color w:val="2B2B2B"/>
+          <w:sz w:val="22"/>
+        </w:rPr>
+        <w:t>solo</w:t>
+      </w:r>
+      <w:r>
+        <w:rPr>
+          <w:rFonts w:ascii="Calibri" w:hAnsi="Calibri"/>
+          <w:b w:val="0"/>
+          <w:color w:val="2B2B2B"/>
+          <w:sz w:val="22"/>
+        </w:rPr>
+        <w:t xml:space="preserve"> en la p. 202, y los códigos IEO-xx / ITZ-xx no vuelven a usarse en ninguna tabla de resultados. Son siete de los veinte indicadores sin resultado: IEO-07, IEO-08, ITZ-05, ITZ-06, ITZ-08, ITZ-09 e ITZ-10; ITZ-05 llega a tener fórmula propia en la p. 208 y ni un dato. Es el complemento natural de la pregunta 1: primero qué es el motor, después con qué se midió.</w:t>
       </w:r>
     </w:p>
     <w:p>
@@ -1722,7 +2879,7 @@
           <w:color w:val="2B2B2B"/>
           <w:sz w:val="22"/>
         </w:rPr>
-        <w:t xml:space="preserve"> una respuesta concreta —quién es el responsable técnico, con qué cuenta, con qué costo mensual aproximado, y qué pasa si nadie paga—; o reconocer con franqueza que el plan de sostenibilidad es el vacío del trabajo y que la recomendación de eliminar el papel debe condicionarse a resolverlo. Cualquiera de las dos es una respuesta de nivel.</w:t>
+        <w:t xml:space="preserve"> dar el número; o decir que esos indicadores se codificaron en el diseño y no se llegaron a medir, y que el desempeño conversacional se reportó con ITZ-07 (93,3 % de exactitud) e IEO-09 (8,3 % de reformulación). Dicho así es una delimitación de alcance y el acta anota un instrumento más ambicioso que la medición, no un faltante encubierto.</w:t>
       </w:r>
     </w:p>
     <w:p>
@@ -1745,7 +2902,48 @@
           <w:color w:val="2B2B2B"/>
           <w:sz w:val="22"/>
         </w:rPr>
-        <w:t xml:space="preserve"> decir que «la finca puede asumirlo» sin cifra; o no saber si el despliegue está arriba hoy, tres días antes de sustentar.</w:t>
+        <w:t xml:space="preserve"> contestar «es el 93,3 %». Ese número es ITZ-07, otra fila con otro código de la misma tabla, y el 8,3 % es IEO-09: si funden tres indicadores en uno, la Tabla 25 deja de ser un instrumento y queda como lista de intenciones. Peor todavía si aparece en sala un número que no está en ninguna de las 273 páginas.</w:t>
+      </w:r>
+    </w:p>
+    <w:p>
+      <w:pPr>
+        <w:pStyle w:val="ListBullet"/>
+      </w:pPr>
+      <w:r>
+        <w:rPr>
+          <w:rFonts w:ascii="Calibri" w:hAnsi="Calibri"/>
+          <w:b/>
+          <w:color w:val="2B2B2B"/>
+          <w:sz w:val="22"/>
+        </w:rPr>
+        <w:t>Sale de:</w:t>
+      </w:r>
+      <w:r>
+        <w:rPr>
+          <w:rFonts w:ascii="Calibri" w:hAnsi="Calibri"/>
+          <w:b w:val="0"/>
+          <w:color w:val="2B2B2B"/>
+          <w:sz w:val="22"/>
+        </w:rPr>
+        <w:t xml:space="preserve"> solo el </w:t>
+      </w:r>
+      <w:r>
+        <w:rPr>
+          <w:rFonts w:ascii="Calibri" w:hAnsi="Calibri"/>
+          <w:b/>
+          <w:color w:val="2B2B2B"/>
+          <w:sz w:val="22"/>
+        </w:rPr>
+        <w:t>documento</w:t>
+      </w:r>
+      <w:r>
+        <w:rPr>
+          <w:rFonts w:ascii="Calibri" w:hAnsi="Calibri"/>
+          <w:b w:val="0"/>
+          <w:color w:val="2B2B2B"/>
+          <w:sz w:val="22"/>
+        </w:rPr>
+        <w:t xml:space="preserve"> —Tabla 25 (p. 202) contra las Tablas 26 a 31 (pp. 209-213)—. El mazo no trae ni un código de indicador en su texto extraíble, así que esta pregunta no cambia por lo que proyecten; solo se adelanta si aparece en una imagen algún número de interpretación del chatbot (§5, «Qué mirar en pantalla»).</w:t>
       </w:r>
     </w:p>
     <w:p>
@@ -1759,7 +2957,88 @@
           <w:color w:val="007433"/>
           <w:sz w:val="32"/>
         </w:rPr>
+        <w:t>Lo que se leyó en la sala el 18/08 — para cotejar con la hoja escrita a mano</w:t>
+      </w:r>
+    </w:p>
+    <w:p>
+      <w:pPr>
+        <w:pStyle w:val="ListNumber"/>
+      </w:pPr>
+      <w:r>
+        <w:rPr>
+          <w:rFonts w:ascii="Calibri" w:hAnsi="Calibri"/>
+          <w:b w:val="0"/>
+          <w:color w:val="2B2B2B"/>
+          <w:sz w:val="22"/>
+        </w:rPr>
+        <w:t>«¿Los tiempos del procedimiento manual que reportan en la Tabla 26 se midieron antes de implementar el sistema, o los mismos seis operarios reprodujeron el método manual en la misma jornada de pruebas, cuando ya conocían TuFinca?»</w:t>
+      </w:r>
+    </w:p>
+    <w:p>
+      <w:pPr>
+        <w:pStyle w:val="ListNumber"/>
+      </w:pPr>
+      <w:r>
+        <w:rPr>
+          <w:rFonts w:ascii="Calibri" w:hAnsi="Calibri"/>
+          <w:b w:val="0"/>
+          <w:color w:val="2B2B2B"/>
+          <w:sz w:val="22"/>
+        </w:rPr>
+        <w:t>«El documento nombra la tecnología de todas las capas —Blazor Server, ASP.NET Core, Entity Framework, SQL Server— menos la del motor conversacional, del que solo dice qué hace: ¿con qué se implementó concretamente la interpretación de intenciones y la extracción de entidades?»</w:t>
+      </w:r>
+    </w:p>
+    <w:p>
+      <w:pPr>
+        <w:pStyle w:val="ListNumber"/>
+      </w:pPr>
+      <w:r>
+        <w:rPr>
+          <w:rFonts w:ascii="Calibri" w:hAnsi="Calibri"/>
+          <w:b w:val="0"/>
+          <w:color w:val="2B2B2B"/>
+          <w:sz w:val="22"/>
+        </w:rPr>
+        <w:t>«El sistema quedó desplegado en Azure y ustedes le recomiendan a la finca dejar los registros en papel en una fecha definida: ¿quién paga y administra ese hosting a partir de hoy, y el sistema sigue en línea?»</w:t>
+      </w:r>
+    </w:p>
+    <w:p>
+      <w:pPr>
+        <w:spacing w:before="200" w:after="60"/>
+      </w:pPr>
+      <w:r>
+        <w:rPr>
+          <w:rFonts w:ascii="Calibri" w:hAnsi="Calibri"/>
+          <w:b/>
+          <w:color w:val="007433"/>
+          <w:sz w:val="32"/>
+        </w:rPr>
         <w:t>Banco de reserva</w:t>
+      </w:r>
+    </w:p>
+    <w:p>
+      <w:r>
+        <w:rPr>
+          <w:rFonts w:ascii="Calibri" w:hAnsi="Calibri"/>
+          <w:b w:val="0"/>
+          <w:color w:val="2B2B2B"/>
+          <w:sz w:val="22"/>
+        </w:rPr>
+        <w:t>Los títulos en negrita no se cambian: la §7 y la hoja de respuestas citan estas reservas por nombre («la reserva del hosting», «la reserva de trazabilidad-auditoría»).</w:t>
+      </w:r>
+    </w:p>
+    <w:p>
+      <w:pPr>
+        <w:spacing w:before="140" w:after="60"/>
+      </w:pPr>
+      <w:r>
+        <w:rPr>
+          <w:rFonts w:ascii="Calibri" w:hAnsi="Calibri"/>
+          <w:b/>
+          <w:color w:val="0C2340"/>
+          <w:sz w:val="27"/>
+        </w:rPr>
+        <w:t>Del documento</w:t>
       </w:r>
     </w:p>
     <w:p>
@@ -1773,7 +3052,7 @@
           <w:color w:val="2B2B2B"/>
           <w:sz w:val="22"/>
         </w:rPr>
-        <w:t>Trazabilidad, ¿de qué tipo?</w:t>
+        <w:t>Los cuatro denominadores de la Tabla 30.</w:t>
       </w:r>
       <w:r>
         <w:rPr>
@@ -1782,7 +3061,7 @@
           <w:color w:val="2B2B2B"/>
           <w:sz w:val="22"/>
         </w:rPr>
-        <w:t xml:space="preserve"> «Reportan 98,9 % de eventos asociados correctamente (p. 210) y en la discusión reconocen que falta el registro automático de usuario responsable, fecha-hora e historial de modificaciones (p. 232): ¿qué mide entonces su indicador de trazabilidad y qué le falta para servir en una auditoría sanitaria?»</w:t>
+        <w:t xml:space="preserve"> «La Tabla 30 reporta cuatro bases distintas para las mismas jornadas —90 registros, 90 eventos, 60 tareas y 18 consultas—, cuando el diseño declara seis participantes por tres iteraciones sobre cinco casos de uso: ¿cómo se compone cada denominador?» (p. 213 frente a pp. 196 y 208, que fijan 18 ejecuciones por condición y por tarea; dos de los cinco casos son consultas).</w:t>
       </w:r>
     </w:p>
     <w:p>
@@ -1796,7 +3075,7 @@
           <w:color w:val="2B2B2B"/>
           <w:sz w:val="22"/>
         </w:rPr>
-        <w:t>Hipótesis y estadística.</w:t>
+        <w:t>Reproducción, alimentación y costos del OE1.</w:t>
       </w:r>
       <w:r>
         <w:rPr>
@@ -1805,7 +3084,7 @@
           <w:color w:val="2B2B2B"/>
           <w:sz w:val="22"/>
         </w:rPr>
-        <w:t xml:space="preserve"> «¿Por qué plantear una hipótesis nula formal (p. 34) si el tratamiento estadístico declarado es solo descriptivo (p. 66) y el contraste se resuelve contra umbrales propios (pp. 237-238)?»</w:t>
+        <w:t xml:space="preserve"> «El objetivo específico 1 nombra inventario animal, reproducción, sanidad, alimentación y costos (p. 35), y el párrafo que lo declara cumplido dice administrar especies, razas, animales y procesos pecuarios (p. 164): ¿dónde está la gestión reproductiva y alimenticia como tal?» Ojo: reproducción y alimentación existen como entradas del catálogo de procesos pecuarios (p. 151) y los costos sí están en el detalle animal y el dashboard (pp. 152, 163-164), así que la respuesta puede ser buena y rápida.</w:t>
       </w:r>
     </w:p>
     <w:p>
@@ -1819,7 +3098,7 @@
           <w:color w:val="2B2B2B"/>
           <w:sz w:val="22"/>
         </w:rPr>
-        <w:t>Denominadores.</w:t>
+        <w:t>¿Está en línea? Dicte la dirección.</w:t>
       </w:r>
       <w:r>
         <w:rPr>
@@ -1828,7 +3107,7 @@
           <w:color w:val="2B2B2B"/>
           <w:sz w:val="22"/>
         </w:rPr>
-        <w:t xml:space="preserve"> «Con seis participantes y tres iteraciones salen 18 ejecuciones por tarea: ¿cómo se componen entonces las bases de 90 registros, 60 tareas y 18 consultas de la Tabla 30 (p. 213)?»</w:t>
+        <w:t xml:space="preserve"> «El sistema está desplegado en Azure App Service, pero en las 273 páginas no hay URL, dominio, repositorio ni credenciales de demostración: ¿está en línea hoy? Dicte la dirección para dejarla en el acta.» (pp. 191-194; las únicas URL fuera de las referencias son un Google Maps de la finca, p. 41, y dos Google Forms, pp. 73-74).</w:t>
       </w:r>
     </w:p>
     <w:p>
@@ -1842,7 +3121,7 @@
           <w:color w:val="2B2B2B"/>
           <w:sz w:val="22"/>
         </w:rPr>
-        <w:t>Registro por chatbot.</w:t>
+        <w:t>Costo mensual del hosting.</w:t>
       </w:r>
       <w:r>
         <w:rPr>
@@ -1851,7 +3130,7 @@
           <w:color w:val="2B2B2B"/>
           <w:sz w:val="22"/>
         </w:rPr>
-        <w:t xml:space="preserve"> «La Tabla 26 reporta tiempos de registro por chatbot (p. 209) y las capturas de validación que muestran son de consulta (pp. 189-190): ¿pueden registrar una vacunación por el WebChat ahora mismo?»</w:t>
+        <w:t xml:space="preserve"> «La recomendación 11.1 pide consolidar TuFinca como sistema oficial y fijar fecha de finalización de los registros físicos (p. 245), y la p. 46 admite que la sostenibilidad dependerá de recursos para hosting, mantenimiento y soporte: ¿cuál es el costo mensual estimado que asumiría la finca?» (p. 56 justifica la nube por no requerir «inversión en servidores físicos»; las palabras «presupuesto» y «costeo» no aparecen en las 273 páginas).</w:t>
       </w:r>
     </w:p>
     <w:p>
@@ -1865,7 +3144,7 @@
           <w:color w:val="2B2B2B"/>
           <w:sz w:val="22"/>
         </w:rPr>
-        <w:t>Conectividad.</w:t>
+        <w:t>98,8 frente a 98,3.</w:t>
       </w:r>
       <w:r>
         <w:rPr>
@@ -1874,7 +3153,7 @@
           <w:color w:val="2B2B2B"/>
           <w:sz w:val="22"/>
         </w:rPr>
-        <w:t xml:space="preserve"> «La conectividad irregular es su primera limitación tecnológica (p. 46) y el modo offline queda como trabajo futuro (p. 244): ¿cómo se comportó la conectividad durante las jornadas de medición y cuántas ejecuciones descartaron por fallas técnicas, que dicen haber registrado por separado (p. 196)?»</w:t>
+        <w:t xml:space="preserve"> «La Tabla 27 reporta 98,8 % de tareas completadas correctamente con la aplicación, pero el conteo crudo es 59 de 60, que da 98,3, y la discusión dice 98,3: ¿cuál es el valor bueno?» (p. 210 frente a pp. 213 y 232; la variación de +20,0 p. p. de la propia Tabla 27 solo cuadra con 98,3). Es errata, se admite en diez segundos: solo se pregunta si sobra tiempo de verdad.</w:t>
       </w:r>
     </w:p>
     <w:p>
@@ -1888,7 +3167,7 @@
           <w:color w:val="2B2B2B"/>
           <w:sz w:val="22"/>
         </w:rPr>
-        <w:t>Relación con la unidad de estudio.</w:t>
+        <w:t>Vínculo con los seis operarios evaluados.</w:t>
       </w:r>
       <w:r>
         <w:rPr>
@@ -1897,7 +3176,7 @@
           <w:color w:val="2B2B2B"/>
           <w:sz w:val="22"/>
         </w:rPr>
-        <w:t xml:space="preserve"> «¿Cuál es su relación con la Finca El Paraíso y cómo se aseguraron de que los seis operarios pudieran declinar participar?» El documento declara sesgo por participación voluntaria (p. 45) pero no declara la posición de los investigadores frente a la finca (buscado en 7.3 Participantes, pp. 67-68, y en Agradecimientos, p. 5). No es un reproche: el acceso a una unidad productiva real es un activo del trabajo, solo debería estar declarado.</w:t>
+        <w:t xml:space="preserve"> «¿Alguno de los seis operarios evaluados tiene vínculo familiar con un autor?» Los agradecimientos nombran a seis personas que comparten los apellidos de uno de los autores, y a tres de ellas se les agradece «por compartir su experiencia y conocimiento del contexto agropecuario» de la finca (pp. 4-5), mientras el apartado 7.3 no declara ningún vínculo de los investigadores con la unidad de estudio (pp. 67-68) y el único sesgo declarado es la participación voluntaria (p. 45). No es un reproche —el acceso a una unidad productiva real es un activo del trabajo—, solo debería estar declarado.</w:t>
       </w:r>
     </w:p>
     <w:p>
@@ -1911,7 +3190,7 @@
           <w:color w:val="2B2B2B"/>
           <w:sz w:val="22"/>
         </w:rPr>
-        <w:t>Escalabilidad afirmada.</w:t>
+        <w:t>Consentimiento informado sin anexo.</w:t>
       </w:r>
       <w:r>
         <w:rPr>
@@ -1920,7 +3199,142 @@
           <w:color w:val="2B2B2B"/>
           <w:sz w:val="22"/>
         </w:rPr>
-        <w:t xml:space="preserve"> «Sostienen que la arquitectura permite escalar a otras fincas del Tolima (p. 43): ¿qué haría falta para instalarla en una segunda finca la semana entrante, y lo probaron?»</w:t>
+        <w:t xml:space="preserve"> «El consentimiento informado se afirma en el texto (p. 69, con la Ley 1581 de 2012), pero los anexos van del 1 al 8 y ninguno lo contiene: ¿existe el formato firmado por los seis operarios y por qué no se anexó?» (pp. 256-270: entrevista, lista de chequeo, registro visual, instrumento comparativo, plan de pruebas, resultados, pruebas del chatbot y acta).</w:t>
+      </w:r>
+    </w:p>
+    <w:p>
+      <w:pPr>
+        <w:pStyle w:val="ListBullet"/>
+      </w:pPr>
+      <w:r>
+        <w:rPr>
+          <w:rFonts w:ascii="Calibri" w:hAnsi="Calibri"/>
+          <w:b/>
+          <w:color w:val="2B2B2B"/>
+          <w:sz w:val="22"/>
+        </w:rPr>
+        <w:t>Metodología sin autoridad metodológica.</w:t>
+      </w:r>
+      <w:r>
+        <w:rPr>
+          <w:rFonts w:ascii="Calibri" w:hAnsi="Calibri"/>
+          <w:b w:val="0"/>
+          <w:color w:val="2B2B2B"/>
+          <w:sz w:val="22"/>
+        </w:rPr>
+        <w:t xml:space="preserve"> «El capítulo de metodología no cita ninguna fuente: ¿en qué autor se apoyaron para el diseño de medidas repetidas, y por qué H₀ y H₁ no encuentran prueba inferencial?» (pp. 64-80 no traen una sola cita autor-año; Hernández-Sampieri figura en el listado en la p. 252, Tamayo y Tamayo y Yin en la p. 255, ninguno citado en el cuerpo; H₀/H₁ en la p. 34 y tratamiento solo descriptivo en la p. 66).</w:t>
+      </w:r>
+    </w:p>
+    <w:p>
+      <w:pPr>
+        <w:pStyle w:val="ListBullet"/>
+      </w:pPr>
+      <w:r>
+        <w:rPr>
+          <w:rFonts w:ascii="Calibri" w:hAnsi="Calibri"/>
+          <w:b/>
+          <w:color w:val="2B2B2B"/>
+          <w:sz w:val="22"/>
+        </w:rPr>
+        <w:t>Trazabilidad-auditoría.</w:t>
+      </w:r>
+      <w:r>
+        <w:rPr>
+          <w:rFonts w:ascii="Calibri" w:hAnsi="Calibri"/>
+          <w:b w:val="0"/>
+          <w:color w:val="2B2B2B"/>
+          <w:sz w:val="22"/>
+        </w:rPr>
+        <w:t xml:space="preserve"> «Reportan 98,9 % de eventos asociados correctamente (p. 210) y en la discusión reconocen que todavía falta el registro automático del usuario responsable, la fecha y hora de las operaciones y el historial de modificaciones (p. 232): ¿qué cubre hoy la palabra trazabilidad cuando la usan?» Es la reserva que la §7 y la hoja llaman «de trazabilidad-auditoría»; la respuesta buena existe y es corta —distinguir trazabilidad del dato de trazabilidad de auditoría— y ya está escrita en su propio documento.</w:t>
+      </w:r>
+    </w:p>
+    <w:p>
+      <w:pPr>
+        <w:spacing w:before="140" w:after="60"/>
+      </w:pPr>
+      <w:r>
+        <w:rPr>
+          <w:rFonts w:ascii="Calibri" w:hAnsi="Calibri"/>
+          <w:b/>
+          <w:color w:val="0C2340"/>
+          <w:sz w:val="27"/>
+        </w:rPr>
+        <w:t>De las diapositivas</w:t>
+      </w:r>
+    </w:p>
+    <w:p>
+      <w:r>
+        <w:rPr>
+          <w:rFonts w:ascii="Calibri" w:hAnsi="Calibri"/>
+          <w:b w:val="0"/>
+          <w:color w:val="2B2B2B"/>
+          <w:sz w:val="22"/>
+        </w:rPr>
+        <w:t xml:space="preserve">Estas dos solo se hacen </w:t>
+      </w:r>
+      <w:r>
+        <w:rPr>
+          <w:rFonts w:ascii="Calibri" w:hAnsi="Calibri"/>
+          <w:b/>
+          <w:color w:val="2B2B2B"/>
+          <w:sz w:val="22"/>
+        </w:rPr>
+        <w:t>si la diapositiva está en pantalla</w:t>
+      </w:r>
+      <w:r>
+        <w:rPr>
+          <w:rFonts w:ascii="Calibri" w:hAnsi="Calibri"/>
+          <w:b w:val="0"/>
+          <w:color w:val="2B2B2B"/>
+          <w:sz w:val="22"/>
+        </w:rPr>
+        <w:t>, y ninguna sustituye a una del documento: el mazo es imagen y no da material para reparos escritos de antemano (§5).</w:t>
+      </w:r>
+    </w:p>
+    <w:p>
+      <w:pPr>
+        <w:pStyle w:val="ListBullet"/>
+      </w:pPr>
+      <w:r>
+        <w:rPr>
+          <w:rFonts w:ascii="Calibri" w:hAnsi="Calibri"/>
+          <w:b/>
+          <w:color w:val="2B2B2B"/>
+          <w:sz w:val="22"/>
+        </w:rPr>
+        <w:t>Los porcentajes de la diapositiva de resultados, con su conteo crudo.</w:t>
+      </w:r>
+      <w:r>
+        <w:rPr>
+          <w:rFonts w:ascii="Calibri" w:hAnsi="Calibri"/>
+          <w:b w:val="0"/>
+          <w:color w:val="2B2B2B"/>
+          <w:sz w:val="22"/>
+        </w:rPr>
+        <w:t xml:space="preserve"> «Ese porcentaje que acaban de mostrar, ¿sobre cuántos casos? El documento publica los conteos crudos —65/90, 88/90, 47/60, 56/60, Tabla 30, p. 213—: dígamelos con la diapositiva en pantalla.» Solo si proyectan cifras sin base. La fortaleza del trabajo es justamente que las bases existen, así que la respuesta debería ser inmediata y suma.</w:t>
+      </w:r>
+    </w:p>
+    <w:p>
+      <w:pPr>
+        <w:pStyle w:val="ListBullet"/>
+      </w:pPr>
+      <w:r>
+        <w:rPr>
+          <w:rFonts w:ascii="Calibri" w:hAnsi="Calibri"/>
+          <w:b/>
+          <w:color w:val="2B2B2B"/>
+          <w:sz w:val="22"/>
+        </w:rPr>
+        <w:t>Si el marco referencial de la 6 nombra un proveedor conversacional.</w:t>
+      </w:r>
+      <w:r>
+        <w:rPr>
+          <w:rFonts w:ascii="Calibri" w:hAnsi="Calibri"/>
+          <w:b w:val="0"/>
+          <w:color w:val="2B2B2B"/>
+          <w:sz w:val="22"/>
+        </w:rPr>
+        <w:t xml:space="preserve"> «En el listado de referencias está IBM Watson (2021) y no se cita en ninguna de las 273 páginas (p. 252): ¿la arquitectura del chatbot se apoyó en alguno de esos proveedores, o la comparación es solo conceptual?» Es la variante suave de la pregunta 1 y solo tiene sentido si aparece una marca en pantalla.</w:t>
       </w:r>
     </w:p>
     <w:p>
@@ -1934,7 +3348,7 @@
           <w:color w:val="007433"/>
           <w:sz w:val="32"/>
         </w:rPr>
-        <w:t>6. PREGUNTAS DESPUÉS — condicionales, para marcar en caliente</w:t>
+        <w:t>7. PREGUNTAS DESPUÉS — condicionales, para marcar en caliente</w:t>
       </w:r>
     </w:p>
     <w:p>
@@ -1957,7 +3371,7 @@
           <w:color w:val="2B2B2B"/>
           <w:sz w:val="22"/>
         </w:rPr>
-        <w:t xml:space="preserve"> → «¿El sistema está en línea en este momento? Si no, ¿desde cuándo no lo está?» (el despliegue documentado está en pp. 192-194). Esto convierte la pregunta 3 en la prioritaria.</w:t>
+        <w:t xml:space="preserve"> → la pregunta 2 no se puede ejecutar: «¿El sistema está en línea en este momento? Si no, ¿desde cuándo no lo está?» (el despliegue documentado está en pp. 191-194) y pasar a la reserva del hosting y el costo mensual (pp. 46, 245).</w:t>
       </w:r>
     </w:p>
     <w:p>
@@ -1980,7 +3394,7 @@
           <w:color w:val="2B2B2B"/>
           <w:sz w:val="22"/>
         </w:rPr>
-        <w:t xml:space="preserve"> → dejar caer la pregunta 2 sobre el motor y pedir una consulta improvisada: «formúlele al chatbot una consulta con otras palabras, como la diría un operario». Es la verificación más limpia de si hay comprensión de lenguaje o coincidencia de patrones. Hacerlo con respeto y con una sola frase.</w:t>
+        <w:t xml:space="preserve"> → lanzar la pregunta 2 mientras la pantalla sigue compartida, y después la pregunta 1 sobre el motor pidiendo una consulta improvisada: «formúlele al chatbot una consulta con otras palabras, como la diría un operario». Es la verificación más limpia de si hay comprensión de lenguaje o coincidencia de patrones. Hacerlo con respeto y con una sola frase.</w:t>
       </w:r>
     </w:p>
     <w:p>
@@ -2003,7 +3417,7 @@
           <w:color w:val="2B2B2B"/>
           <w:sz w:val="22"/>
         </w:rPr>
-        <w:t xml:space="preserve"> → pregunta 1, directa.</w:t>
+        <w:t xml:space="preserve"> → recordar el diseño de la p. 196: la condición manual se reprodujo en la misma jornada con los mismos seis operarios, no es una línea base histórica. Es la pregunta que ya se leyó el 18/08 (bloque de cotejo de la §6); se repregunta solo si contradicen lo escrito.</w:t>
       </w:r>
     </w:p>
     <w:p>
@@ -2026,7 +3440,7 @@
           <w:color w:val="2B2B2B"/>
           <w:sz w:val="22"/>
         </w:rPr>
-        <w:t xml:space="preserve"> → soltar pregunta 1 y usar el tiempo en la reserva de trazabilidad-auditoría, que es más fina.</w:t>
+        <w:t xml:space="preserve"> → usar el tiempo en la pregunta 3 (ITZ-08 e ITZ-09), que es más fina, o en la reserva de trazabilidad-auditoría.</w:t>
       </w:r>
     </w:p>
     <w:p>
@@ -2049,7 +3463,7 @@
           <w:color w:val="2B2B2B"/>
           <w:sz w:val="22"/>
         </w:rPr>
-        <w:t xml:space="preserve"> → pregunta 2, y añadir: «¿el modelo corre en su infraestructura o llama a un servicio externo?».</w:t>
+        <w:t xml:space="preserve"> → pregunta 1, y añadir: «¿el modelo corre en su infraestructura o llama a un servicio externo?».</w:t>
       </w:r>
     </w:p>
     <w:p>
@@ -2201,7 +3615,7 @@
           <w:color w:val="007433"/>
           <w:sz w:val="32"/>
         </w:rPr>
-        <w:t>7. Umbrales de nota (escala 0,1–5,0, cuatro criterios del jurado)</w:t>
+        <w:t>8. Umbrales de nota (escala 0,1–5,0, cuatro criterios del jurado)</w:t>
       </w:r>
     </w:p>
     <w:p>
@@ -2680,7 +4094,7 @@
           <w:color w:val="2B2B2B"/>
           <w:sz w:val="22"/>
         </w:rPr>
-        <w:t>, así que si voy ahí necesito la página exacta que lo sustente, y aquí las páginas están en las secciones 4 y 5 de esta ficha.</w:t>
+        <w:t>, así que si voy ahí necesito la página exacta que lo sustente, y aquí las páginas están en la §4 y en las tres preguntas de la §6 (la §5 no da páginas: el mazo es imagen).</w:t>
       </w:r>
     </w:p>
     <w:p>
@@ -2717,7 +4131,717 @@
           <w:color w:val="007433"/>
           <w:sz w:val="32"/>
         </w:rPr>
-        <w:t>8. Observaciones administrativas (no académicas)</w:t>
+        <w:t>8.1 Formulario oficial del jurado — 5 criterios en escala 1–5</w:t>
+      </w:r>
+    </w:p>
+    <w:p>
+      <w:pPr>
+        <w:ind w:left="432"/>
+        <w:shd w:val="clear" w:fill="E8F5EC"/>
+      </w:pPr>
+      <w:r>
+        <w:rPr>
+          <w:rFonts w:ascii="Calibri" w:hAnsi="Calibri"/>
+          <w:b/>
+          <w:i/>
+          <w:color w:val="2B2B2B"/>
+          <w:sz w:val="21"/>
+        </w:rPr>
+        <w:t>Instrumento distinto de los cuatro criterios de arriba.</w:t>
+      </w:r>
+      <w:r>
+        <w:rPr>
+          <w:rFonts w:ascii="Calibri" w:hAnsi="Calibri"/>
+          <w:b w:val="0"/>
+          <w:i/>
+          <w:color w:val="2B2B2B"/>
+          <w:sz w:val="21"/>
+        </w:rPr>
+        <w:t xml:space="preserve"> Son las cinco preguntas del formulario que la Dirección le pide al jurado, cada una con opciones </w:t>
+      </w:r>
+      <w:r>
+        <w:rPr>
+          <w:rFonts w:ascii="Calibri" w:hAnsi="Calibri"/>
+          <w:b/>
+          <w:i/>
+          <w:color w:val="2B2B2B"/>
+          <w:sz w:val="21"/>
+        </w:rPr>
+        <w:t>1 2 3 4 5</w:t>
+      </w:r>
+      <w:r>
+        <w:rPr>
+          <w:rFonts w:ascii="Calibri" w:hAnsi="Calibri"/>
+          <w:b w:val="0"/>
+          <w:i/>
+          <w:color w:val="2B2B2B"/>
+          <w:sz w:val="21"/>
+        </w:rPr>
+        <w:t xml:space="preserve">. </w:t>
+      </w:r>
+      <w:r>
+        <w:rPr>
+          <w:rFonts w:ascii="Calibri" w:hAnsi="Calibri"/>
+          <w:b/>
+          <w:i/>
+          <w:color w:val="2B2B2B"/>
+          <w:sz w:val="21"/>
+        </w:rPr>
+        <w:t>Ninguna califica la sustentación oral:</w:t>
+      </w:r>
+      <w:r>
+        <w:rPr>
+          <w:rFonts w:ascii="Calibri" w:hAnsi="Calibri"/>
+          <w:b w:val="0"/>
+          <w:i/>
+          <w:color w:val="2B2B2B"/>
+          <w:sz w:val="21"/>
+        </w:rPr>
+        <w:t xml:space="preserve"> las cinco se responden con el documento, así que van precargadas con la página que las sostiene y en sala solo se confirman.</w:t>
+      </w:r>
+    </w:p>
+    <w:p>
+      <w:pPr>
+        <w:ind w:left="432"/>
+        <w:shd w:val="clear" w:fill="E8F5EC"/>
+      </w:pPr>
+    </w:p>
+    <w:p>
+      <w:pPr>
+        <w:ind w:left="432"/>
+        <w:shd w:val="clear" w:fill="E8F5EC"/>
+      </w:pPr>
+      <w:r>
+        <w:rPr>
+          <w:rFonts w:ascii="Calibri" w:hAnsi="Calibri"/>
+          <w:b w:val="0"/>
+          <w:i/>
+          <w:color w:val="2B2B2B"/>
+          <w:sz w:val="21"/>
+        </w:rPr>
+        <w:t xml:space="preserve">Lectura de la escala, fijada de antemano: </w:t>
+      </w:r>
+      <w:r>
+        <w:rPr>
+          <w:rFonts w:ascii="Calibri" w:hAnsi="Calibri"/>
+          <w:b/>
+          <w:i/>
+          <w:color w:val="2B2B2B"/>
+          <w:sz w:val="21"/>
+        </w:rPr>
+        <w:t>5</w:t>
+      </w:r>
+      <w:r>
+        <w:rPr>
+          <w:rFonts w:ascii="Calibri" w:hAnsi="Calibri"/>
+          <w:b w:val="0"/>
+          <w:i/>
+          <w:color w:val="2B2B2B"/>
+          <w:sz w:val="21"/>
+        </w:rPr>
+        <w:t xml:space="preserve"> sobresaliente, sin reparos de fondo · </w:t>
+      </w:r>
+      <w:r>
+        <w:rPr>
+          <w:rFonts w:ascii="Calibri" w:hAnsi="Calibri"/>
+          <w:b/>
+          <w:i/>
+          <w:color w:val="2B2B2B"/>
+          <w:sz w:val="21"/>
+        </w:rPr>
+        <w:t>4</w:t>
+      </w:r>
+      <w:r>
+        <w:rPr>
+          <w:rFonts w:ascii="Calibri" w:hAnsi="Calibri"/>
+          <w:b w:val="0"/>
+          <w:i/>
+          <w:color w:val="2B2B2B"/>
+          <w:sz w:val="21"/>
+        </w:rPr>
+        <w:t xml:space="preserve"> sólido, con reparos menores y declarados · </w:t>
+      </w:r>
+      <w:r>
+        <w:rPr>
+          <w:rFonts w:ascii="Calibri" w:hAnsi="Calibri"/>
+          <w:b/>
+          <w:i/>
+          <w:color w:val="2B2B2B"/>
+          <w:sz w:val="21"/>
+        </w:rPr>
+        <w:t>3</w:t>
+      </w:r>
+      <w:r>
+        <w:rPr>
+          <w:rFonts w:ascii="Calibri" w:hAnsi="Calibri"/>
+          <w:b w:val="0"/>
+          <w:i/>
+          <w:color w:val="2B2B2B"/>
+          <w:sz w:val="21"/>
+        </w:rPr>
+        <w:t xml:space="preserve"> aceptable, con un reparo de fondo que el documento no resuelve · </w:t>
+      </w:r>
+      <w:r>
+        <w:rPr>
+          <w:rFonts w:ascii="Calibri" w:hAnsi="Calibri"/>
+          <w:b/>
+          <w:i/>
+          <w:color w:val="2B2B2B"/>
+          <w:sz w:val="21"/>
+        </w:rPr>
+        <w:t>2</w:t>
+      </w:r>
+      <w:r>
+        <w:rPr>
+          <w:rFonts w:ascii="Calibri" w:hAnsi="Calibri"/>
+          <w:b w:val="0"/>
+          <w:i/>
+          <w:color w:val="2B2B2B"/>
+          <w:sz w:val="21"/>
+        </w:rPr>
+        <w:t xml:space="preserve"> deficiente: hay material, pero se contradice o no sostiene lo que afirma · </w:t>
+      </w:r>
+      <w:r>
+        <w:rPr>
+          <w:rFonts w:ascii="Calibri" w:hAnsi="Calibri"/>
+          <w:b/>
+          <w:i/>
+          <w:color w:val="2B2B2B"/>
+          <w:sz w:val="21"/>
+        </w:rPr>
+        <w:t>1</w:t>
+      </w:r>
+      <w:r>
+        <w:rPr>
+          <w:rFonts w:ascii="Calibri" w:hAnsi="Calibri"/>
+          <w:b w:val="0"/>
+          <w:i/>
+          <w:color w:val="2B2B2B"/>
+          <w:sz w:val="21"/>
+        </w:rPr>
+        <w:t xml:space="preserve"> sin base verificable en el documento.</w:t>
+      </w:r>
+    </w:p>
+    <w:p>
+      <w:pPr>
+        <w:ind w:left="432"/>
+        <w:shd w:val="clear" w:fill="E8F5EC"/>
+      </w:pPr>
+    </w:p>
+    <w:p>
+      <w:pPr>
+        <w:ind w:left="432"/>
+        <w:shd w:val="clear" w:fill="E8F5EC"/>
+      </w:pPr>
+      <w:r>
+        <w:rPr>
+          <w:rFonts w:ascii="Calibri" w:hAnsi="Calibri"/>
+          <w:b w:val="0"/>
+          <w:i/>
+          <w:color w:val="2B2B2B"/>
+          <w:sz w:val="21"/>
+        </w:rPr>
+        <w:t xml:space="preserve">⚠️ </w:t>
+      </w:r>
+      <w:r>
+        <w:rPr>
+          <w:rFonts w:ascii="Calibri" w:hAnsi="Calibri"/>
+          <w:b/>
+          <w:i/>
+          <w:color w:val="2B2B2B"/>
+          <w:sz w:val="21"/>
+        </w:rPr>
+        <w:t>Este 1–5 no es la nota del acta.</w:t>
+      </w:r>
+      <w:r>
+        <w:rPr>
+          <w:rFonts w:ascii="Calibri" w:hAnsi="Calibri"/>
+          <w:b w:val="0"/>
+          <w:i/>
+          <w:color w:val="2B2B2B"/>
+          <w:sz w:val="21"/>
+        </w:rPr>
+        <w:t xml:space="preserve"> La nota que se reporta sale de los cuatro criterios y de los umbrales de esta §8. La casilla del formulario la marca el jurado humano; esto es una propuesta con página.</w:t>
+      </w:r>
+    </w:p>
+    <w:p>
+      <w:r>
+        <w:rPr>
+          <w:rFonts w:ascii="Calibri" w:hAnsi="Calibri"/>
+          <w:b/>
+          <w:color w:val="2B2B2B"/>
+          <w:sz w:val="22"/>
+        </w:rPr>
+        <w:t>1. Planteamiento de la problemática y formulación de objetivos</w:t>
+      </w:r>
+      <w:r>
+        <w:rPr>
+          <w:rFonts w:ascii="Calibri" w:hAnsi="Calibri"/>
+          <w:b w:val="0"/>
+          <w:color w:val="2B2B2B"/>
+          <w:sz w:val="22"/>
+        </w:rPr>
+        <w:t xml:space="preserve"> — propuesto </w:t>
+      </w:r>
+      <w:r>
+        <w:rPr>
+          <w:rFonts w:ascii="Calibri" w:hAnsi="Calibri"/>
+          <w:b/>
+          <w:color w:val="2B2B2B"/>
+          <w:sz w:val="22"/>
+        </w:rPr>
+        <w:t>5</w:t>
+      </w:r>
+      <w:r>
+        <w:rPr>
+          <w:rFonts w:ascii="Calibri" w:hAnsi="Calibri"/>
+          <w:b w:val="0"/>
+          <w:color w:val="2B2B2B"/>
+          <w:sz w:val="22"/>
+        </w:rPr>
+        <w:t xml:space="preserve"> / 5</w:t>
+      </w:r>
+    </w:p>
+    <w:p>
+      <w:pPr>
+        <w:ind w:left="432"/>
+        <w:shd w:val="clear" w:fill="E8F5EC"/>
+      </w:pPr>
+      <w:r>
+        <w:rPr>
+          <w:rFonts w:ascii="Calibri" w:hAnsi="Calibri"/>
+          <w:b w:val="0"/>
+          <w:i/>
+          <w:color w:val="2B2B2B"/>
+          <w:sz w:val="21"/>
+        </w:rPr>
+        <w:t>Claridad, pertinencia y delimitación del problema de investigación, así como la coherencia y precisión de los objetivos propuestos, verificando su alineación con el propósito del estudio y su viabilidad investigativa.</w:t>
+      </w:r>
+    </w:p>
+    <w:p>
+      <w:r>
+        <w:rPr>
+          <w:rFonts w:ascii="Calibri" w:hAnsi="Calibri"/>
+          <w:b w:val="0"/>
+          <w:color w:val="2B2B2B"/>
+          <w:sz w:val="22"/>
+        </w:rPr>
+        <w:t>Título, objetivo general (p. 35) y pregunta de investigación (p. 34) dicen lo mismo, el problema está delimitado a una unidad productiva concreta (pp. 32, 40) y la madurez se declara como TRL 5-6 sin pretensión comercial (p. 42). Los cuatro objetivos específicos tienen sección de resultados que los cierra, incluido el «evaluar» que casi nadie ejecuta. Sin reparos: el plural «chatbots» viene del listado de la Dirección, no del trabajo —el título (pp. 1-2) y el objetivo general (p. 35) dicen «chatbot» en singular, y «chatbots» aparece una sola vez en las 273 páginas (p. 51)—; se entrega uno, con WhatsApp declarado como trabajo futuro (p. 22).</w:t>
+      </w:r>
+    </w:p>
+    <w:p>
+      <w:r>
+        <w:rPr>
+          <w:rFonts w:ascii="Calibri" w:hAnsi="Calibri"/>
+          <w:b/>
+          <w:color w:val="2B2B2B"/>
+          <w:sz w:val="22"/>
+        </w:rPr>
+        <w:t>2. Marco teórico y referentes conceptuales</w:t>
+      </w:r>
+      <w:r>
+        <w:rPr>
+          <w:rFonts w:ascii="Calibri" w:hAnsi="Calibri"/>
+          <w:b w:val="0"/>
+          <w:color w:val="2B2B2B"/>
+          <w:sz w:val="22"/>
+        </w:rPr>
+        <w:t xml:space="preserve"> — propuesto </w:t>
+      </w:r>
+      <w:r>
+        <w:rPr>
+          <w:rFonts w:ascii="Calibri" w:hAnsi="Calibri"/>
+          <w:b/>
+          <w:color w:val="2B2B2B"/>
+          <w:sz w:val="22"/>
+        </w:rPr>
+        <w:t>4</w:t>
+      </w:r>
+      <w:r>
+        <w:rPr>
+          <w:rFonts w:ascii="Calibri" w:hAnsi="Calibri"/>
+          <w:b w:val="0"/>
+          <w:color w:val="2B2B2B"/>
+          <w:sz w:val="22"/>
+        </w:rPr>
+        <w:t xml:space="preserve"> / 5</w:t>
+      </w:r>
+    </w:p>
+    <w:p>
+      <w:pPr>
+        <w:ind w:left="432"/>
+        <w:shd w:val="clear" w:fill="E8F5EC"/>
+      </w:pPr>
+      <w:r>
+        <w:rPr>
+          <w:rFonts w:ascii="Calibri" w:hAnsi="Calibri"/>
+          <w:b w:val="0"/>
+          <w:i/>
+          <w:color w:val="2B2B2B"/>
+          <w:sz w:val="21"/>
+        </w:rPr>
+        <w:t>Solidez del sustento teórico del proyecto, la pertinencia y actualidad de las fuentes consultadas, y la capacidad de articular conceptos, enfoques y antecedentes que fundamenten adecuadamente la investigación.</w:t>
+      </w:r>
+    </w:p>
+    <w:p>
+      <w:r>
+        <w:rPr>
+          <w:rFonts w:ascii="Calibri" w:hAnsi="Calibri"/>
+          <w:b w:val="0"/>
+          <w:color w:val="2B2B2B"/>
+          <w:sz w:val="22"/>
+        </w:rPr>
+        <w:t xml:space="preserve">Marco conceptual pertinente y continuidad con la Fase I citada como antecedente sin apropiársela (pp. 56, 64). No llega a 5 por dos razones verificables: las entradas de pp. 250-255 que no se citan en el cuerpo pasan de una docena (ASOHOFRUCOL, Uniminuto, QGIS, MQTT, Bahga y Madisetti, Ander-Egg 1990, Yin, Hernández-Sampieri, Tamayo y Tamayo, Troelsen, Zabaleta, Clavijo, Li, Rivera y Saltos), varias de ellas arrastre del dominio agrícola de la fase anterior; y la tecnología del motor conversacional no tiene referente conceptual propio en las 273 páginas: IBM Watson 2021 figura </w:t>
+      </w:r>
+      <w:r>
+        <w:rPr>
+          <w:rFonts w:ascii="Calibri" w:hAnsi="Calibri"/>
+          <w:b/>
+          <w:color w:val="2B2B2B"/>
+          <w:sz w:val="22"/>
+        </w:rPr>
+        <w:t>solo</w:t>
+      </w:r>
+      <w:r>
+        <w:rPr>
+          <w:rFonts w:ascii="Calibri" w:hAnsi="Calibri"/>
+          <w:b w:val="0"/>
+          <w:color w:val="2B2B2B"/>
+          <w:sz w:val="22"/>
+        </w:rPr>
+        <w:t xml:space="preserve"> en el listado (p. 252) y OpenAI 2021, aunque sí se cita tres veces en el cuerpo (pp. 29, 32, 36), aparece únicamente dentro de cadenas de autoridad, nunca sosteniendo el componente (Tabla 18, p. 171).</w:t>
+      </w:r>
+    </w:p>
+    <w:p>
+      <w:r>
+        <w:rPr>
+          <w:rFonts w:ascii="Calibri" w:hAnsi="Calibri"/>
+          <w:b/>
+          <w:color w:val="2B2B2B"/>
+          <w:sz w:val="22"/>
+        </w:rPr>
+        <w:t>3. Metodología, muestra y coherencia del diseño</w:t>
+      </w:r>
+      <w:r>
+        <w:rPr>
+          <w:rFonts w:ascii="Calibri" w:hAnsi="Calibri"/>
+          <w:b w:val="0"/>
+          <w:color w:val="2B2B2B"/>
+          <w:sz w:val="22"/>
+        </w:rPr>
+        <w:t xml:space="preserve"> — propuesto </w:t>
+      </w:r>
+      <w:r>
+        <w:rPr>
+          <w:rFonts w:ascii="Calibri" w:hAnsi="Calibri"/>
+          <w:b/>
+          <w:color w:val="2B2B2B"/>
+          <w:sz w:val="22"/>
+        </w:rPr>
+        <w:t>4</w:t>
+      </w:r>
+      <w:r>
+        <w:rPr>
+          <w:rFonts w:ascii="Calibri" w:hAnsi="Calibri"/>
+          <w:b w:val="0"/>
+          <w:color w:val="2B2B2B"/>
+          <w:sz w:val="22"/>
+        </w:rPr>
+        <w:t xml:space="preserve"> / 5</w:t>
+      </w:r>
+    </w:p>
+    <w:p>
+      <w:pPr>
+        <w:ind w:left="432"/>
+        <w:shd w:val="clear" w:fill="E8F5EC"/>
+      </w:pPr>
+      <w:r>
+        <w:rPr>
+          <w:rFonts w:ascii="Calibri" w:hAnsi="Calibri"/>
+          <w:b w:val="0"/>
+          <w:i/>
+          <w:color w:val="2B2B2B"/>
+          <w:sz w:val="21"/>
+        </w:rPr>
+        <w:t>Correspondencia entre el enfoque metodológico, el tipo de estudio, las técnicas e instrumentos de recolección de información y la definición de la muestra, garantizando la coherencia interna del diseño investigativo.</w:t>
+      </w:r>
+    </w:p>
+    <w:p>
+      <w:r>
+        <w:rPr>
+          <w:rFonts w:ascii="Calibri" w:hAnsi="Calibri"/>
+          <w:b w:val="0"/>
+          <w:color w:val="2B2B2B"/>
+          <w:sz w:val="22"/>
+        </w:rPr>
+        <w:t xml:space="preserve">Estudio descriptivo y aplicado (p. 65), de enfoque mixto (pp. 64 y 66), Scrum con 14 sprints (p. 45), muestreo intencional que corresponde a la totalidad de los operarios vinculados a los procesos pecuarios de la finca (pp. 67-68), instrumentos declarados (p. 71) y —lo que distingue este trabajo— umbrales de interpretación fijados </w:t>
+      </w:r>
+      <w:r>
+        <w:rPr>
+          <w:rFonts w:ascii="Calibri" w:hAnsi="Calibri"/>
+          <w:b/>
+          <w:color w:val="2B2B2B"/>
+          <w:sz w:val="22"/>
+        </w:rPr>
+        <w:t>antes</w:t>
+      </w:r>
+      <w:r>
+        <w:rPr>
+          <w:rFonts w:ascii="Calibri" w:hAnsi="Calibri"/>
+          <w:b w:val="0"/>
+          <w:color w:val="2B2B2B"/>
+          <w:sz w:val="22"/>
+        </w:rPr>
+        <w:t xml:space="preserve"> de aplicar el instrumento y declarados locales, no normativos (pp. 199-200). No llega a 5 porque el «antes» que promete el OE4 (p. 35) es una condición reproducida en la misma jornada con los mismos seis operarios que ya conocían el sistema (p. 196), y porque se plantea H₀/H₁ formal (p. 34) con tratamiento estadístico solo descriptivo (p. 66).</w:t>
+      </w:r>
+    </w:p>
+    <w:p>
+      <w:r>
+        <w:rPr>
+          <w:rFonts w:ascii="Calibri" w:hAnsi="Calibri"/>
+          <w:b/>
+          <w:color w:val="2B2B2B"/>
+          <w:sz w:val="22"/>
+        </w:rPr>
+        <w:t>4. Resultados y conclusiones</w:t>
+      </w:r>
+      <w:r>
+        <w:rPr>
+          <w:rFonts w:ascii="Calibri" w:hAnsi="Calibri"/>
+          <w:b w:val="0"/>
+          <w:color w:val="2B2B2B"/>
+          <w:sz w:val="22"/>
+        </w:rPr>
+        <w:t xml:space="preserve"> — propuesto </w:t>
+      </w:r>
+      <w:r>
+        <w:rPr>
+          <w:rFonts w:ascii="Calibri" w:hAnsi="Calibri"/>
+          <w:b/>
+          <w:color w:val="2B2B2B"/>
+          <w:sz w:val="22"/>
+        </w:rPr>
+        <w:t>5</w:t>
+      </w:r>
+      <w:r>
+        <w:rPr>
+          <w:rFonts w:ascii="Calibri" w:hAnsi="Calibri"/>
+          <w:b w:val="0"/>
+          <w:color w:val="2B2B2B"/>
+          <w:sz w:val="22"/>
+        </w:rPr>
+        <w:t xml:space="preserve"> / 5</w:t>
+      </w:r>
+    </w:p>
+    <w:p>
+      <w:pPr>
+        <w:ind w:left="432"/>
+        <w:shd w:val="clear" w:fill="E8F5EC"/>
+      </w:pPr>
+      <w:r>
+        <w:rPr>
+          <w:rFonts w:ascii="Calibri" w:hAnsi="Calibri"/>
+          <w:b w:val="0"/>
+          <w:i/>
+          <w:color w:val="2B2B2B"/>
+          <w:sz w:val="21"/>
+        </w:rPr>
+        <w:t>Calidad en la presentación, interpretación y análisis de los resultados obtenidos, así como la consistencia y pertinencia de las conclusiones en relación con los objetivos, la problemática y el marco teórico del estudio.</w:t>
+      </w:r>
+    </w:p>
+    <w:p>
+      <w:r>
+        <w:rPr>
+          <w:rFonts w:ascii="Calibri" w:hAnsi="Calibri"/>
+          <w:b w:val="0"/>
+          <w:color w:val="2B2B2B"/>
+          <w:sz w:val="22"/>
+        </w:rPr>
+        <w:t>Publican los conteos crudos y no solo los porcentajes (Tabla 30, p. 213: 65/90, 88/90, 47/60, 56/60), y recalculados cuadran —es la firma de una medición que de verdad ocurrió—. Los cuatro objetivos cierran con resultados (pp. 209-213) y las conclusiones se autolimitan a «mejoras descriptivas» que no constituyen demostración poblacional (p. 238), reconociendo incluso que el indicador de trazabilidad aún no cubre auditoría (p. 232). Única errata: 98,8 % en la Tabla 27 (p. 210) frente a 59/60 = 98,3 % del conteo crudo (p. 213); el dato bueno es 98,3 %, y así lo dice también la narrativa (p. 232) y la propia Tabla 27 sumando 78,3 + 20,0.</w:t>
+      </w:r>
+    </w:p>
+    <w:p>
+      <w:r>
+        <w:rPr>
+          <w:rFonts w:ascii="Calibri" w:hAnsi="Calibri"/>
+          <w:b/>
+          <w:color w:val="2B2B2B"/>
+          <w:sz w:val="22"/>
+        </w:rPr>
+        <w:t>5. Pertinencia disciplinar y articulación con la especialización</w:t>
+      </w:r>
+      <w:r>
+        <w:rPr>
+          <w:rFonts w:ascii="Calibri" w:hAnsi="Calibri"/>
+          <w:b w:val="0"/>
+          <w:color w:val="2B2B2B"/>
+          <w:sz w:val="22"/>
+        </w:rPr>
+        <w:t xml:space="preserve"> — propuesto </w:t>
+      </w:r>
+      <w:r>
+        <w:rPr>
+          <w:rFonts w:ascii="Calibri" w:hAnsi="Calibri"/>
+          <w:b/>
+          <w:color w:val="2B2B2B"/>
+          <w:sz w:val="22"/>
+        </w:rPr>
+        <w:t>5</w:t>
+      </w:r>
+      <w:r>
+        <w:rPr>
+          <w:rFonts w:ascii="Calibri" w:hAnsi="Calibri"/>
+          <w:b w:val="0"/>
+          <w:color w:val="2B2B2B"/>
+          <w:sz w:val="22"/>
+        </w:rPr>
+        <w:t xml:space="preserve"> / 5</w:t>
+      </w:r>
+    </w:p>
+    <w:p>
+      <w:pPr>
+        <w:ind w:left="432"/>
+        <w:shd w:val="clear" w:fill="E8F5EC"/>
+      </w:pPr>
+      <w:r>
+        <w:rPr>
+          <w:rFonts w:ascii="Calibri" w:hAnsi="Calibri"/>
+          <w:b w:val="0"/>
+          <w:i/>
+          <w:color w:val="2B2B2B"/>
+          <w:sz w:val="21"/>
+        </w:rPr>
+        <w:t>Grado de alineación del proyecto con el campo disciplinar y los énfasis de la especialización cursada, así como su aporte potencial al desarrollo académico, profesional o investigativo del área.</w:t>
+      </w:r>
+    </w:p>
+    <w:p>
+      <w:r>
+        <w:rPr>
+          <w:rFonts w:ascii="Calibri" w:hAnsi="Calibri"/>
+          <w:b w:val="0"/>
+          <w:color w:val="2B2B2B"/>
+          <w:sz w:val="22"/>
+        </w:rPr>
+        <w:t>Sistema desplegado en Azure App Service y verificado (pp. 191-194) y entregado con acta de certificación a la unidad productiva (p. 218), en la línea «Liderazgo y Adaptación con Tecnologías Emergentes». Es transformación digital ejecutada sobre un proceso real, no propuesta.</w:t>
+      </w:r>
+    </w:p>
+    <w:p>
+      <w:r>
+        <w:rPr>
+          <w:rFonts w:ascii="Calibri" w:hAnsi="Calibri"/>
+          <w:b/>
+          <w:color w:val="2B2B2B"/>
+          <w:sz w:val="22"/>
+        </w:rPr>
+        <w:t>Suma propuesta: 23 / 25.</w:t>
+      </w:r>
+    </w:p>
+    <w:p>
+      <w:r>
+        <w:rPr>
+          <w:rFonts w:ascii="Calibri" w:hAnsi="Calibri"/>
+          <w:b/>
+          <w:color w:val="2B2B2B"/>
+          <w:sz w:val="22"/>
+        </w:rPr>
+        <w:t>Qué subiría una casilla en sala:</w:t>
+      </w:r>
+      <w:r>
+        <w:rPr>
+          <w:rFonts w:ascii="Calibri" w:hAnsi="Calibri"/>
+          <w:b w:val="0"/>
+          <w:color w:val="2B2B2B"/>
+          <w:sz w:val="22"/>
+        </w:rPr>
+        <w:t xml:space="preserve"> El </w:t>
+      </w:r>
+      <w:r>
+        <w:rPr>
+          <w:rFonts w:ascii="Calibri" w:hAnsi="Calibri"/>
+          <w:b/>
+          <w:color w:val="2B2B2B"/>
+          <w:sz w:val="22"/>
+        </w:rPr>
+        <w:t>criterio 2 pasa a 5</w:t>
+      </w:r>
+      <w:r>
+        <w:rPr>
+          <w:rFonts w:ascii="Calibri" w:hAnsi="Calibri"/>
+          <w:b w:val="0"/>
+          <w:color w:val="2B2B2B"/>
+          <w:sz w:val="22"/>
+        </w:rPr>
+        <w:t xml:space="preserve"> si nombran con precisión el componente que resuelve intención y entidades (pregunta prioritaria 1): eso le da referente conceptual al núcleo del producto. Nada más puede subir: los criterios 1, 4 y 5 ya están en el techo y el reparo del criterio 3 es de diseño ya ejecutado, no se corrige hablando.</w:t>
+      </w:r>
+    </w:p>
+    <w:p>
+      <w:r>
+        <w:rPr>
+          <w:rFonts w:ascii="Calibri" w:hAnsi="Calibri"/>
+          <w:b/>
+          <w:color w:val="2B2B2B"/>
+          <w:sz w:val="22"/>
+        </w:rPr>
+        <w:t>Qué la bajaría:</w:t>
+      </w:r>
+      <w:r>
+        <w:rPr>
+          <w:rFonts w:ascii="Calibri" w:hAnsi="Calibri"/>
+          <w:b w:val="0"/>
+          <w:color w:val="2B2B2B"/>
+          <w:sz w:val="22"/>
+        </w:rPr>
+        <w:t xml:space="preserve"> El </w:t>
+      </w:r>
+      <w:r>
+        <w:rPr>
+          <w:rFonts w:ascii="Calibri" w:hAnsi="Calibri"/>
+          <w:b/>
+          <w:color w:val="2B2B2B"/>
+          <w:sz w:val="22"/>
+        </w:rPr>
+        <w:t>criterio 4 baja a 4</w:t>
+      </w:r>
+      <w:r>
+        <w:rPr>
+          <w:rFonts w:ascii="Calibri" w:hAnsi="Calibri"/>
+          <w:b w:val="0"/>
+          <w:color w:val="2B2B2B"/>
+          <w:sz w:val="22"/>
+        </w:rPr>
+        <w:t xml:space="preserve"> si defienden el 63-95 % como impacto poblacional o niegan que la condición manual se reprodujo en la misma jornada de pruebas (p. 196). El </w:t>
+      </w:r>
+      <w:r>
+        <w:rPr>
+          <w:rFonts w:ascii="Calibri" w:hAnsi="Calibri"/>
+          <w:b/>
+          <w:color w:val="2B2B2B"/>
+          <w:sz w:val="22"/>
+        </w:rPr>
+        <w:t>criterio 5 baja a 4</w:t>
+      </w:r>
+      <w:r>
+        <w:rPr>
+          <w:rFonts w:ascii="Calibri" w:hAnsi="Calibri"/>
+          <w:b w:val="0"/>
+          <w:color w:val="2B2B2B"/>
+          <w:sz w:val="22"/>
+        </w:rPr>
+        <w:t xml:space="preserve"> si no saben si el despliegue sigue en línea hoy o si la sostenibilidad del hosting no tiene responsable ni cifra: en 273 páginas no aparece la palabra «presupuesto» y a la finca se le recomienda poner fecha de fin a los registros en papel (pp. 46, 245).</w:t>
+      </w:r>
+    </w:p>
+    <w:p>
+      <w:pPr>
+        <w:spacing w:before="200" w:after="60"/>
+      </w:pPr>
+      <w:r>
+        <w:rPr>
+          <w:rFonts w:ascii="Calibri" w:hAnsi="Calibri"/>
+          <w:b/>
+          <w:color w:val="007433"/>
+          <w:sz w:val="32"/>
+        </w:rPr>
+        <w:t>9. Observaciones administrativas (no académicas)</w:t>
       </w:r>
     </w:p>
     <w:p>
@@ -2872,7 +4996,7 @@
           <w:color w:val="2B2B2B"/>
           <w:sz w:val="22"/>
         </w:rPr>
-        <w:t xml:space="preserve"> (6:00 p. m., martes 18). El primer grupo suele pagar los problemas de conexión y de compartir pantalla de toda la sala. Si el demo de la diapositiva 12 se cae por causas de la plataforma y no del proyecto, no cargárselo a ellos: pasar a la pregunta 3 y evaluar el producto por la evidencia documental (pp. 192-194, 218).</w:t>
+        <w:t xml:space="preserve"> (6:00 p. m., martes 18). El primer grupo suele pagar los problemas de conexión y de compartir pantalla de toda la sala. Si el demo de la diapositiva 12 se cae por causas de la plataforma y no del proyecto, no cargárselo a ellos: no ejecutar la pregunta 2, pasar a la reserva del hosting y evaluar el producto por la evidencia documental (pp. 191-194, 218).</w:t>
       </w:r>
     </w:p>
     <w:p>
@@ -2909,7 +5033,25 @@
           <w:color w:val="2B2B2B"/>
           <w:sz w:val="22"/>
         </w:rPr>
-        <w:t xml:space="preserve"> «Tareas completadas correctamente» con la aplicación aparece como 98,8 % en la Tabla 27 (p. 210) y en la Tabla 29 (p. 212), pero el conteo crudo de la Tabla 30 es 59/60 = 98,3 % (p. 213) y la narrativa de la discusión dice 98,3 % (p. 232). La variación de +20,0 p. p. reportada también corresponde a 98,3. El 98,8 es errata de transcripción; el dato bueno es 98,3 %.</w:t>
+        <w:t xml:space="preserve"> «Tareas completadas correctamente» con la aplicación aparece como 98,8 % </w:t>
+      </w:r>
+      <w:r>
+        <w:rPr>
+          <w:rFonts w:ascii="Calibri" w:hAnsi="Calibri"/>
+          <w:b/>
+          <w:color w:val="2B2B2B"/>
+          <w:sz w:val="22"/>
+        </w:rPr>
+        <w:t>una sola vez, en la Tabla 27</w:t>
+      </w:r>
+      <w:r>
+        <w:rPr>
+          <w:rFonts w:ascii="Calibri" w:hAnsi="Calibri"/>
+          <w:b w:val="0"/>
+          <w:color w:val="2B2B2B"/>
+          <w:sz w:val="22"/>
+        </w:rPr>
+        <w:t xml:space="preserve"> (p. 210) —la Tabla 29 de la p. 212 no trae esa fila—, pero el conteo crudo de la Tabla 30 es 59 de 60 = 98,3 % (p. 213) y la narrativa de la discusión dice 98,3 % (p. 232). La variación de +20,0 p. p. que reporta la propia Tabla 27 solo cuadra con 98,3 (78,3 + 20,0). El 98,8 es errata de transcripción; el dato bueno es 98,3 %.</w:t>
       </w:r>
     </w:p>
     <w:p>
@@ -2933,11 +5075,20 @@
       <w:r>
         <w:rPr>
           <w:rFonts w:ascii="Calibri" w:hAnsi="Calibri"/>
+          <w:b/>
+          <w:color w:val="2B2B2B"/>
+          <w:sz w:val="22"/>
+        </w:rPr>
+        <w:t>Notas de la presentación sin limpiar.</w:t>
+      </w:r>
+      <w:r>
+        <w:rPr>
+          <w:rFonts w:ascii="Calibri" w:hAnsi="Calibri"/>
           <w:b w:val="0"/>
           <w:color w:val="2B2B2B"/>
           <w:sz w:val="22"/>
         </w:rPr>
-        <w:t>La diapositiva 1 conserva en sus notas el texto guía de la plantilla («Notas Importantes: Usar máximo 5-6 líneas por diapositiva…») y las diapositivas 14 y 15 repiten casi las mismas notas de conclusiones. Limpieza pendiente, sin efecto en la nota.</w:t>
+        <w:t xml:space="preserve"> La diapositiva 1 conserva el texto guía de la plantilla en sus notas («Notas Importantes: Usar máximo 5-6 líneas por diapositiva…») y las notas de las diapositivas 2, 3, 4, 5 y 7 son también solo texto de plantilla («Breve contexto del tema», «Objetivo general», «Relevancia del estudio»…). Las diapositivas 14 y 15 repiten casi las mismas notas de conclusiones —la 15 añade la del OE4— y las 6, 9, 10, 11, 12 y 17 no tienen notas. Limpieza pendiente, sin efecto en la nota.</w:t>
       </w:r>
     </w:p>
     <w:p>
